--- a/CÔNG TY TNHH DUY TÂN FOODS/DuyTan_ChuyenDoiLoaiHinhDN/HoSo_DuyTan_01082026/HoSo_DuyTan_01082026/04_DuyTan_DanhSach_ThanhVien_MauSo6.docx
+++ b/CÔNG TY TNHH DUY TÂN FOODS/DuyTan_ChuyenDoiLoaiHinhDN/HoSo_DuyTan_01082026/HoSo_DuyTan_01082026/04_DuyTan_DanhSach_ThanhVien_MauSo6.docx
@@ -1,6 +1,6 @@
 
 <file path=word/document.xml><?xml version="1.0" encoding="utf-8"?>
-<w:document xmlns:wpc="http://schemas.microsoft.com/office/word/2010/wordprocessingCanvas" xmlns:cx="http://schemas.microsoft.com/office/drawing/2014/chartex" xmlns:cx1="http://schemas.microsoft.com/office/drawing/2015/9/8/chartex" xmlns:mc="http://schemas.openxmlformats.org/markup-compatibility/2006" xmlns:o="urn:schemas-microsoft-com:office:office" xmlns:r="http://schemas.openxmlformats.org/officeDocument/2006/relationships" xmlns:m="http://schemas.openxmlformats.org/officeDocument/2006/math" xmlns:v="urn:schemas-microsoft-com:vml" xmlns:wp14="http://schemas.microsoft.com/office/word/2010/wordprocessingDrawing" xmlns:wp="http://schemas.openxmlformats.org/drawingml/2006/wordprocessingDrawing" xmlns:w10="urn:schemas-microsoft-com:office:word" xmlns:w="http://schemas.openxmlformats.org/wordprocessingml/2006/main" xmlns:w14="http://schemas.microsoft.com/office/word/2010/wordml" xmlns:w15="http://schemas.microsoft.com/office/word/2012/wordml" xmlns:w16se="http://schemas.microsoft.com/office/word/2015/wordml/symex" xmlns:wpg="http://schemas.microsoft.com/office/word/2010/wordprocessingGroup" xmlns:wpi="http://schemas.microsoft.com/office/word/2010/wordprocessingInk" xmlns:wne="http://schemas.microsoft.com/office/word/2006/wordml" xmlns:wps="http://schemas.microsoft.com/office/word/2010/wordprocessingShape" mc:Ignorable="w14 w15 w16se wp14">
+<w:document xmlns:wpc="http://schemas.microsoft.com/office/word/2010/wordprocessingCanvas" xmlns:cx="http://schemas.microsoft.com/office/drawing/2014/chartex" xmlns:cx1="http://schemas.microsoft.com/office/drawing/2015/9/8/chartex" xmlns:cx2="http://schemas.microsoft.com/office/drawing/2015/10/21/chartex" xmlns:cx3="http://schemas.microsoft.com/office/drawing/2016/5/9/chartex" xmlns:cx4="http://schemas.microsoft.com/office/drawing/2016/5/10/chartex" xmlns:cx5="http://schemas.microsoft.com/office/drawing/2016/5/11/chartex" xmlns:cx6="http://schemas.microsoft.com/office/drawing/2016/5/12/chartex" xmlns:cx7="http://schemas.microsoft.com/office/drawing/2016/5/13/chartex" xmlns:cx8="http://schemas.microsoft.com/office/drawing/2016/5/14/chartex" xmlns:mc="http://schemas.openxmlformats.org/markup-compatibility/2006" xmlns:aink="http://schemas.microsoft.com/office/drawing/2016/ink" xmlns:am3d="http://schemas.microsoft.com/office/drawing/2017/model3d" xmlns:o="urn:schemas-microsoft-com:office:office" xmlns:oel="http://schemas.microsoft.com/office/2019/extlst" xmlns:r="http://schemas.openxmlformats.org/officeDocument/2006/relationships" xmlns:m="http://schemas.openxmlformats.org/officeDocument/2006/math" xmlns:v="urn:schemas-microsoft-com:vml" xmlns:wp14="http://schemas.microsoft.com/office/word/2010/wordprocessingDrawing" xmlns:wp="http://schemas.openxmlformats.org/drawingml/2006/wordprocessingDrawing" xmlns:w10="urn:schemas-microsoft-com:office:word" xmlns:w="http://schemas.openxmlformats.org/wordprocessingml/2006/main" xmlns:w14="http://schemas.microsoft.com/office/word/2010/wordml" xmlns:w15="http://schemas.microsoft.com/office/word/2012/wordml" xmlns:w16cex="http://schemas.microsoft.com/office/word/2018/wordml/cex" xmlns:w16cid="http://schemas.microsoft.com/office/word/2016/wordml/cid" xmlns:w16="http://schemas.microsoft.com/office/word/2018/wordml" xmlns:w16du="http://schemas.microsoft.com/office/word/2023/wordml/word16du" xmlns:w16sdtdh="http://schemas.microsoft.com/office/word/2020/wordml/sdtdatahash" xmlns:w16sdtfl="http://schemas.microsoft.com/office/word/2024/wordml/sdtformatlock" xmlns:w16se="http://schemas.microsoft.com/office/word/2015/wordml/symex" xmlns:wpg="http://schemas.microsoft.com/office/word/2010/wordprocessingGroup" xmlns:wpi="http://schemas.microsoft.com/office/word/2010/wordprocessingInk" xmlns:wne="http://schemas.microsoft.com/office/word/2006/wordml" xmlns:wps="http://schemas.microsoft.com/office/word/2010/wordprocessingShape" mc:Ignorable="w14 w15 w16se w16cid w16 w16cex w16sdtdh w16sdtfl w16du wp14">
   <w:body>
     <w:p>
       <w:pPr>
@@ -112,7 +112,6 @@
               <w:left w:val="single" w:sz="4" w:space="0" w:color="000000"/>
               <w:bottom w:val="single" w:sz="4" w:space="0" w:color="000000"/>
             </w:tcBorders>
-            <w:shd w:val="clear" w:color="auto" w:fill="auto"/>
           </w:tcPr>
           <w:p>
             <w:pPr>
@@ -139,7 +138,6 @@
               <w:left w:val="single" w:sz="4" w:space="0" w:color="000000"/>
               <w:bottom w:val="single" w:sz="4" w:space="0" w:color="000000"/>
             </w:tcBorders>
-            <w:shd w:val="clear" w:color="auto" w:fill="auto"/>
           </w:tcPr>
           <w:p>
             <w:pPr>
@@ -192,7 +190,6 @@
               <w:left w:val="single" w:sz="4" w:space="0" w:color="000000"/>
               <w:bottom w:val="single" w:sz="4" w:space="0" w:color="000000"/>
             </w:tcBorders>
-            <w:shd w:val="clear" w:color="auto" w:fill="auto"/>
           </w:tcPr>
           <w:p>
             <w:pPr>
@@ -225,7 +222,6 @@
               <w:left w:val="single" w:sz="4" w:space="0" w:color="000000"/>
               <w:bottom w:val="single" w:sz="4" w:space="0" w:color="000000"/>
             </w:tcBorders>
-            <w:shd w:val="clear" w:color="auto" w:fill="auto"/>
           </w:tcPr>
           <w:p>
             <w:pPr>
@@ -259,7 +255,6 @@
               <w:left w:val="single" w:sz="4" w:space="0" w:color="000000"/>
               <w:bottom w:val="single" w:sz="4" w:space="0" w:color="000000"/>
             </w:tcBorders>
-            <w:shd w:val="clear" w:color="auto" w:fill="auto"/>
           </w:tcPr>
           <w:p>
             <w:pPr>
@@ -286,7 +281,6 @@
               <w:left w:val="single" w:sz="4" w:space="0" w:color="000000"/>
               <w:bottom w:val="single" w:sz="4" w:space="0" w:color="000000"/>
             </w:tcBorders>
-            <w:shd w:val="clear" w:color="auto" w:fill="auto"/>
           </w:tcPr>
           <w:p>
             <w:pPr>
@@ -313,7 +307,6 @@
               <w:left w:val="single" w:sz="4" w:space="0" w:color="000000"/>
               <w:bottom w:val="single" w:sz="4" w:space="0" w:color="000000"/>
             </w:tcBorders>
-            <w:shd w:val="clear" w:color="auto" w:fill="auto"/>
           </w:tcPr>
           <w:p>
             <w:pPr>
@@ -341,7 +334,6 @@
               <w:bottom w:val="single" w:sz="4" w:space="0" w:color="auto"/>
               <w:right w:val="single" w:sz="4" w:space="0" w:color="auto"/>
             </w:tcBorders>
-            <w:shd w:val="clear" w:color="auto" w:fill="auto"/>
             <w:vAlign w:val="center"/>
           </w:tcPr>
           <w:p>
@@ -369,7 +361,6 @@
               <w:left w:val="single" w:sz="4" w:space="0" w:color="auto"/>
               <w:bottom w:val="single" w:sz="4" w:space="0" w:color="000000"/>
             </w:tcBorders>
-            <w:shd w:val="clear" w:color="auto" w:fill="auto"/>
           </w:tcPr>
           <w:p>
             <w:pPr>
@@ -404,7 +395,6 @@
               <w:top w:val="single" w:sz="4" w:space="0" w:color="000000"/>
               <w:left w:val="single" w:sz="4" w:space="0" w:color="000000"/>
             </w:tcBorders>
-            <w:shd w:val="clear" w:color="auto" w:fill="auto"/>
           </w:tcPr>
           <w:p>
             <w:pPr>
@@ -466,7 +456,6 @@
               <w:left w:val="single" w:sz="4" w:space="0" w:color="000000"/>
               <w:bottom w:val="single" w:sz="4" w:space="0" w:color="000000"/>
             </w:tcBorders>
-            <w:shd w:val="clear" w:color="auto" w:fill="auto"/>
           </w:tcPr>
           <w:p>
             <w:pPr>
@@ -488,7 +477,6 @@
               <w:left w:val="single" w:sz="4" w:space="0" w:color="000000"/>
               <w:bottom w:val="single" w:sz="4" w:space="0" w:color="000000"/>
             </w:tcBorders>
-            <w:shd w:val="clear" w:color="auto" w:fill="auto"/>
           </w:tcPr>
           <w:p>
             <w:pPr>
@@ -531,7 +519,6 @@
               <w:left w:val="single" w:sz="4" w:space="0" w:color="000000"/>
               <w:bottom w:val="single" w:sz="4" w:space="0" w:color="000000"/>
             </w:tcBorders>
-            <w:shd w:val="clear" w:color="auto" w:fill="auto"/>
           </w:tcPr>
           <w:p>
             <w:pPr>
@@ -553,7 +540,6 @@
               <w:left w:val="single" w:sz="4" w:space="0" w:color="000000"/>
               <w:bottom w:val="single" w:sz="4" w:space="0" w:color="000000"/>
             </w:tcBorders>
-            <w:shd w:val="clear" w:color="auto" w:fill="auto"/>
           </w:tcPr>
           <w:p>
             <w:pPr>
@@ -575,7 +561,6 @@
               <w:left w:val="single" w:sz="4" w:space="0" w:color="000000"/>
               <w:bottom w:val="single" w:sz="4" w:space="0" w:color="000000"/>
             </w:tcBorders>
-            <w:shd w:val="clear" w:color="auto" w:fill="auto"/>
           </w:tcPr>
           <w:p>
             <w:pPr>
@@ -597,7 +582,6 @@
               <w:left w:val="single" w:sz="4" w:space="0" w:color="000000"/>
               <w:bottom w:val="single" w:sz="4" w:space="0" w:color="000000"/>
             </w:tcBorders>
-            <w:shd w:val="clear" w:color="auto" w:fill="auto"/>
           </w:tcPr>
           <w:p>
             <w:pPr>
@@ -619,7 +603,6 @@
               <w:left w:val="single" w:sz="4" w:space="0" w:color="000000"/>
               <w:bottom w:val="single" w:sz="4" w:space="0" w:color="000000"/>
             </w:tcBorders>
-            <w:shd w:val="clear" w:color="auto" w:fill="auto"/>
           </w:tcPr>
           <w:p>
             <w:pPr>
@@ -641,7 +624,6 @@
               <w:bottom w:val="single" w:sz="4" w:space="0" w:color="auto"/>
               <w:right w:val="single" w:sz="4" w:space="0" w:color="auto"/>
             </w:tcBorders>
-            <w:shd w:val="clear" w:color="auto" w:fill="auto"/>
           </w:tcPr>
           <w:p>
             <w:pPr>
@@ -694,7 +676,6 @@
               <w:bottom w:val="single" w:sz="4" w:space="0" w:color="auto"/>
               <w:right w:val="single" w:sz="4" w:space="0" w:color="auto"/>
             </w:tcBorders>
-            <w:shd w:val="clear" w:color="auto" w:fill="auto"/>
           </w:tcPr>
           <w:p>
             <w:pPr>
@@ -734,7 +715,6 @@
               <w:bottom w:val="single" w:sz="4" w:space="0" w:color="auto"/>
               <w:right w:val="single" w:sz="4" w:space="0" w:color="auto"/>
             </w:tcBorders>
-            <w:shd w:val="clear" w:color="auto" w:fill="auto"/>
           </w:tcPr>
           <w:p>
             <w:pPr>
@@ -768,7 +748,6 @@
               <w:left w:val="single" w:sz="4" w:space="0" w:color="auto"/>
               <w:bottom w:val="single" w:sz="4" w:space="0" w:color="000000"/>
             </w:tcBorders>
-            <w:shd w:val="clear" w:color="auto" w:fill="auto"/>
           </w:tcPr>
           <w:p>
             <w:pPr>
@@ -789,7 +768,6 @@
               <w:left w:val="single" w:sz="4" w:space="0" w:color="000000"/>
               <w:bottom w:val="single" w:sz="4" w:space="0" w:color="000000"/>
             </w:tcBorders>
-            <w:shd w:val="clear" w:color="auto" w:fill="auto"/>
           </w:tcPr>
           <w:p>
             <w:pPr>
@@ -830,7 +808,6 @@
               <w:left w:val="single" w:sz="4" w:space="0" w:color="000000"/>
               <w:bottom w:val="single" w:sz="4" w:space="0" w:color="000000"/>
             </w:tcBorders>
-            <w:shd w:val="clear" w:color="auto" w:fill="auto"/>
           </w:tcPr>
           <w:p>
             <w:pPr>
@@ -858,7 +835,6 @@
               <w:left w:val="single" w:sz="4" w:space="0" w:color="000000"/>
               <w:bottom w:val="single" w:sz="4" w:space="0" w:color="000000"/>
             </w:tcBorders>
-            <w:shd w:val="clear" w:color="auto" w:fill="auto"/>
           </w:tcPr>
           <w:p>
             <w:pPr>
@@ -914,7 +890,6 @@
               <w:left w:val="single" w:sz="4" w:space="0" w:color="000000"/>
               <w:bottom w:val="single" w:sz="4" w:space="0" w:color="000000"/>
             </w:tcBorders>
-            <w:shd w:val="clear" w:color="auto" w:fill="auto"/>
           </w:tcPr>
           <w:p>
             <w:pPr>
@@ -942,7 +917,6 @@
               <w:left w:val="single" w:sz="4" w:space="0" w:color="000000"/>
               <w:bottom w:val="single" w:sz="4" w:space="0" w:color="000000"/>
             </w:tcBorders>
-            <w:shd w:val="clear" w:color="auto" w:fill="auto"/>
           </w:tcPr>
           <w:p>
             <w:pPr>
@@ -970,7 +944,6 @@
               <w:left w:val="single" w:sz="4" w:space="0" w:color="000000"/>
               <w:bottom w:val="single" w:sz="4" w:space="0" w:color="000000"/>
             </w:tcBorders>
-            <w:shd w:val="clear" w:color="auto" w:fill="auto"/>
           </w:tcPr>
           <w:p>
             <w:pPr>
@@ -998,7 +971,6 @@
               <w:left w:val="single" w:sz="4" w:space="0" w:color="000000"/>
               <w:bottom w:val="single" w:sz="4" w:space="0" w:color="000000"/>
             </w:tcBorders>
-            <w:shd w:val="clear" w:color="auto" w:fill="auto"/>
           </w:tcPr>
           <w:p>
             <w:pPr>
@@ -1026,7 +998,6 @@
               <w:left w:val="single" w:sz="4" w:space="0" w:color="000000"/>
               <w:bottom w:val="single" w:sz="4" w:space="0" w:color="000000"/>
             </w:tcBorders>
-            <w:shd w:val="clear" w:color="auto" w:fill="auto"/>
           </w:tcPr>
           <w:p>
             <w:pPr>
@@ -1055,7 +1026,6 @@
               <w:bottom w:val="single" w:sz="4" w:space="0" w:color="auto"/>
               <w:right w:val="single" w:sz="4" w:space="0" w:color="auto"/>
             </w:tcBorders>
-            <w:shd w:val="clear" w:color="auto" w:fill="auto"/>
           </w:tcPr>
           <w:p>
             <w:pPr>
@@ -1086,7 +1056,6 @@
               <w:bottom w:val="single" w:sz="4" w:space="0" w:color="auto"/>
               <w:right w:val="single" w:sz="4" w:space="0" w:color="auto"/>
             </w:tcBorders>
-            <w:shd w:val="clear" w:color="auto" w:fill="auto"/>
           </w:tcPr>
           <w:p>
             <w:pPr>
@@ -1117,7 +1086,6 @@
               <w:bottom w:val="single" w:sz="4" w:space="0" w:color="auto"/>
               <w:right w:val="single" w:sz="4" w:space="0" w:color="auto"/>
             </w:tcBorders>
-            <w:shd w:val="clear" w:color="auto" w:fill="auto"/>
           </w:tcPr>
           <w:p>
             <w:pPr>
@@ -1146,7 +1114,6 @@
               <w:left w:val="single" w:sz="4" w:space="0" w:color="auto"/>
               <w:bottom w:val="single" w:sz="4" w:space="0" w:color="000000"/>
             </w:tcBorders>
-            <w:shd w:val="clear" w:color="auto" w:fill="auto"/>
           </w:tcPr>
           <w:p>
             <w:pPr>
@@ -1174,7 +1141,6 @@
               <w:left w:val="single" w:sz="4" w:space="0" w:color="000000"/>
               <w:bottom w:val="single" w:sz="4" w:space="0" w:color="000000"/>
             </w:tcBorders>
-            <w:shd w:val="clear" w:color="auto" w:fill="auto"/>
           </w:tcPr>
           <w:p>
             <w:pPr>
@@ -1235,22 +1201,20 @@
               <w:left w:val="single" w:sz="4" w:space="0" w:color="000000"/>
               <w:bottom w:val="single" w:sz="4" w:space="0" w:color="000000"/>
             </w:tcBorders>
-            <w:shd w:val="clear" w:color="auto" w:fill="auto"/>
             <w:vAlign w:val="center"/>
           </w:tcPr>
           <w:p>
             <w:pPr>
               <w:snapToGrid w:val="0"/>
-              <w:spacing w:after="0" w:line="240" w:lineRule="auto" w:before="0"/>
-              <w:jc w:val="center"/>
-              <w:rPr>
-                <w:rFonts w:ascii="Times New Roman" w:eastAsia="Calibri" w:hAnsi="Times New Roman" w:cs="Times New Roman"/>
-              </w:rPr>
-            </w:pPr>
-            <w:r>
-              <w:rPr>
-                <w:rFonts w:ascii="Times New Roman" w:eastAsia="Calibri" w:hAnsi="Times New Roman" w:cs="Times New Roman"/>
-                <w:sz w:val="15"/>
+              <w:spacing w:after="0" w:line="240" w:lineRule="auto"/>
+              <w:jc w:val="center"/>
+              <w:rPr>
+                <w:rFonts w:ascii="Times New Roman" w:eastAsia="Calibri" w:hAnsi="Times New Roman" w:cs="Times New Roman"/>
+              </w:rPr>
+            </w:pPr>
+            <w:r>
+              <w:rPr>
+                <w:rFonts w:ascii="Times New Roman" w:eastAsia="Calibri" w:hAnsi="Times New Roman" w:cs="Times New Roman"/>
               </w:rPr>
               <w:t>1</w:t>
             </w:r>
@@ -1264,22 +1228,20 @@
               <w:left w:val="single" w:sz="4" w:space="0" w:color="000000"/>
               <w:bottom w:val="single" w:sz="4" w:space="0" w:color="000000"/>
             </w:tcBorders>
-            <w:shd w:val="clear" w:color="auto" w:fill="auto"/>
             <w:vAlign w:val="center"/>
           </w:tcPr>
           <w:p>
             <w:pPr>
               <w:snapToGrid w:val="0"/>
-              <w:spacing w:after="0" w:line="240" w:lineRule="auto" w:before="0"/>
-              <w:jc w:val="center"/>
-              <w:rPr>
-                <w:rFonts w:ascii="Times New Roman" w:eastAsia="Calibri" w:hAnsi="Times New Roman" w:cs="Times New Roman"/>
-              </w:rPr>
-            </w:pPr>
-            <w:r>
-              <w:rPr>
-                <w:rFonts w:ascii="Times New Roman" w:eastAsia="Calibri" w:hAnsi="Times New Roman" w:cs="Times New Roman"/>
-                <w:sz w:val="15"/>
+              <w:spacing w:after="0" w:line="240" w:lineRule="auto"/>
+              <w:jc w:val="center"/>
+              <w:rPr>
+                <w:rFonts w:ascii="Times New Roman" w:eastAsia="Calibri" w:hAnsi="Times New Roman" w:cs="Times New Roman"/>
+              </w:rPr>
+            </w:pPr>
+            <w:r>
+              <w:rPr>
+                <w:rFonts w:ascii="Times New Roman" w:eastAsia="Calibri" w:hAnsi="Times New Roman" w:cs="Times New Roman"/>
               </w:rPr>
               <w:t>PHẠM DUY TÂN</w:t>
             </w:r>
@@ -1299,16 +1261,15 @@
           <w:p>
             <w:pPr>
               <w:snapToGrid w:val="0"/>
-              <w:spacing w:after="0" w:line="240" w:lineRule="auto" w:before="0"/>
-              <w:jc w:val="center"/>
-              <w:rPr>
-                <w:rFonts w:ascii="Times New Roman" w:eastAsia="Calibri" w:hAnsi="Times New Roman" w:cs="Times New Roman"/>
-              </w:rPr>
-            </w:pPr>
-            <w:r>
-              <w:rPr>
-                <w:rFonts w:ascii="Times New Roman" w:eastAsia="Calibri" w:hAnsi="Times New Roman" w:cs="Times New Roman"/>
-                <w:sz w:val="15"/>
+              <w:spacing w:after="0" w:line="240" w:lineRule="auto"/>
+              <w:jc w:val="center"/>
+              <w:rPr>
+                <w:rFonts w:ascii="Times New Roman" w:eastAsia="Calibri" w:hAnsi="Times New Roman" w:cs="Times New Roman"/>
+              </w:rPr>
+            </w:pPr>
+            <w:r>
+              <w:rPr>
+                <w:rFonts w:ascii="Times New Roman" w:eastAsia="Calibri" w:hAnsi="Times New Roman" w:cs="Times New Roman"/>
               </w:rPr>
               <w:t>18/04/1993</w:t>
             </w:r>
@@ -1322,22 +1283,20 @@
               <w:left w:val="single" w:sz="4" w:space="0" w:color="000000"/>
               <w:bottom w:val="single" w:sz="4" w:space="0" w:color="000000"/>
             </w:tcBorders>
-            <w:shd w:val="clear" w:color="auto" w:fill="auto"/>
             <w:vAlign w:val="center"/>
           </w:tcPr>
           <w:p>
             <w:pPr>
               <w:snapToGrid w:val="0"/>
-              <w:spacing w:after="0" w:line="240" w:lineRule="auto" w:before="0"/>
-              <w:jc w:val="center"/>
-              <w:rPr>
-                <w:rFonts w:ascii="Times New Roman" w:eastAsia="Calibri" w:hAnsi="Times New Roman" w:cs="Times New Roman"/>
-              </w:rPr>
-            </w:pPr>
-            <w:r>
-              <w:rPr>
-                <w:rFonts w:ascii="Times New Roman" w:eastAsia="Calibri" w:hAnsi="Times New Roman" w:cs="Times New Roman"/>
-                <w:sz w:val="15"/>
+              <w:spacing w:after="0" w:line="240" w:lineRule="auto"/>
+              <w:jc w:val="center"/>
+              <w:rPr>
+                <w:rFonts w:ascii="Times New Roman" w:eastAsia="Calibri" w:hAnsi="Times New Roman" w:cs="Times New Roman"/>
+              </w:rPr>
+            </w:pPr>
+            <w:r>
+              <w:rPr>
+                <w:rFonts w:ascii="Times New Roman" w:eastAsia="Calibri" w:hAnsi="Times New Roman" w:cs="Times New Roman"/>
               </w:rPr>
               <w:t>Nam</w:t>
             </w:r>
@@ -1351,24 +1310,55 @@
               <w:left w:val="single" w:sz="4" w:space="0" w:color="000000"/>
               <w:bottom w:val="single" w:sz="4" w:space="0" w:color="000000"/>
             </w:tcBorders>
-            <w:shd w:val="clear" w:color="auto" w:fill="auto"/>
             <w:vAlign w:val="center"/>
           </w:tcPr>
           <w:p>
             <w:pPr>
               <w:snapToGrid w:val="0"/>
-              <w:spacing w:after="0" w:line="240" w:lineRule="auto" w:before="0"/>
-              <w:jc w:val="center"/>
-              <w:rPr>
-                <w:rFonts w:ascii="Times New Roman" w:eastAsia="Calibri" w:hAnsi="Times New Roman" w:cs="Times New Roman"/>
-              </w:rPr>
-            </w:pPr>
-            <w:r>
+              <w:spacing w:after="0" w:line="240" w:lineRule="auto"/>
+              <w:jc w:val="center"/>
               <w:rPr>
                 <w:rFonts w:ascii="Times New Roman" w:hAnsi="Times New Roman" w:cs="Times New Roman"/>
-                <w:sz w:val="15"/>
-              </w:rPr>
-              <w:t>Số định danh cá nhân: 075093021131</w:t>
+              </w:rPr>
+            </w:pPr>
+            <w:r>
+              <w:rPr>
+                <w:rFonts w:ascii="Times New Roman" w:hAnsi="Times New Roman" w:cs="Times New Roman"/>
+              </w:rPr>
+              <w:t>Căn cước công dân: 075093021131</w:t>
+            </w:r>
+          </w:p>
+          <w:p>
+            <w:pPr>
+              <w:snapToGrid w:val="0"/>
+              <w:spacing w:after="0" w:line="240" w:lineRule="auto"/>
+              <w:jc w:val="center"/>
+              <w:rPr>
+                <w:rFonts w:ascii="Times New Roman" w:hAnsi="Times New Roman" w:cs="Times New Roman"/>
+              </w:rPr>
+            </w:pPr>
+            <w:r>
+              <w:rPr>
+                <w:rFonts w:ascii="Times New Roman" w:hAnsi="Times New Roman" w:cs="Times New Roman"/>
+              </w:rPr>
+              <w:t>Ngày cấp: 16/09/2022</w:t>
+            </w:r>
+          </w:p>
+          <w:p>
+            <w:pPr>
+              <w:snapToGrid w:val="0"/>
+              <w:spacing w:after="0" w:line="240" w:lineRule="auto"/>
+              <w:jc w:val="center"/>
+              <w:rPr>
+                <w:rFonts w:ascii="Times New Roman" w:eastAsia="Calibri" w:hAnsi="Times New Roman" w:cs="Times New Roman"/>
+              </w:rPr>
+            </w:pPr>
+            <w:r>
+              <w:rPr>
+                <w:rFonts w:ascii="Times New Roman" w:hAnsi="Times New Roman" w:cs="Times New Roman"/>
+              </w:rPr>
+              <w:lastRenderedPageBreak/>
+              <w:t>Nơi cấp: Bộ Công An</w:t>
             </w:r>
           </w:p>
         </w:tc>
@@ -1380,24 +1370,17 @@
               <w:left w:val="single" w:sz="4" w:space="0" w:color="000000"/>
               <w:bottom w:val="single" w:sz="4" w:space="0" w:color="000000"/>
             </w:tcBorders>
-            <w:shd w:val="clear" w:color="auto" w:fill="auto"/>
             <w:vAlign w:val="center"/>
           </w:tcPr>
           <w:p>
             <w:pPr>
               <w:snapToGrid w:val="0"/>
-              <w:spacing w:after="0" w:line="240" w:lineRule="auto" w:before="0"/>
-              <w:jc w:val="center"/>
-              <w:rPr>
-                <w:rFonts w:ascii="Times New Roman" w:eastAsia="Calibri" w:hAnsi="Times New Roman" w:cs="Times New Roman"/>
-              </w:rPr>
-            </w:pPr>
-            <w:r>
-              <w:rPr>
-                <w:sz w:val="15"/>
-              </w:rPr>
-              <w:t>Việt Nam</w:t>
-            </w:r>
+              <w:spacing w:after="0" w:line="240" w:lineRule="auto"/>
+              <w:jc w:val="center"/>
+              <w:rPr>
+                <w:rFonts w:ascii="Times New Roman" w:eastAsia="Calibri" w:hAnsi="Times New Roman" w:cs="Times New Roman"/>
+              </w:rPr>
+            </w:pPr>
           </w:p>
         </w:tc>
         <w:tc>
@@ -1408,24 +1391,17 @@
               <w:left w:val="single" w:sz="4" w:space="0" w:color="000000"/>
               <w:bottom w:val="single" w:sz="4" w:space="0" w:color="000000"/>
             </w:tcBorders>
-            <w:shd w:val="clear" w:color="auto" w:fill="auto"/>
             <w:vAlign w:val="center"/>
           </w:tcPr>
           <w:p>
             <w:pPr>
               <w:snapToGrid w:val="0"/>
-              <w:spacing w:after="0" w:line="240" w:lineRule="auto" w:before="0"/>
-              <w:jc w:val="center"/>
-              <w:rPr>
-                <w:rFonts w:ascii="Times New Roman" w:eastAsia="Calibri" w:hAnsi="Times New Roman" w:cs="Times New Roman"/>
-              </w:rPr>
-            </w:pPr>
-            <w:r>
-              <w:rPr>
-                <w:sz w:val="15"/>
-              </w:rPr>
-              <w:t>Kinh</w:t>
-            </w:r>
+              <w:spacing w:after="0" w:line="240" w:lineRule="auto"/>
+              <w:jc w:val="center"/>
+              <w:rPr>
+                <w:rFonts w:ascii="Times New Roman" w:eastAsia="Calibri" w:hAnsi="Times New Roman" w:cs="Times New Roman"/>
+              </w:rPr>
+            </w:pPr>
           </w:p>
         </w:tc>
         <w:tc>
@@ -1436,13 +1412,12 @@
               <w:left w:val="single" w:sz="4" w:space="0" w:color="000000"/>
               <w:bottom w:val="single" w:sz="4" w:space="0" w:color="000000"/>
             </w:tcBorders>
-            <w:shd w:val="clear" w:color="auto" w:fill="auto"/>
             <w:vAlign w:val="center"/>
           </w:tcPr>
           <w:p>
             <w:pPr>
               <w:snapToGrid w:val="0"/>
-              <w:spacing w:after="0" w:line="240" w:lineRule="auto" w:before="0"/>
+              <w:spacing w:after="0" w:line="240" w:lineRule="auto"/>
               <w:rPr>
                 <w:rFonts w:ascii="Times New Roman" w:eastAsia="Calibri" w:hAnsi="Times New Roman" w:cs="Times New Roman"/>
               </w:rPr>
@@ -1450,9 +1425,15 @@
             <w:r>
               <w:rPr>
                 <w:rFonts w:ascii="Times New Roman" w:hAnsi="Times New Roman" w:cs="Times New Roman"/>
-                <w:sz w:val="15"/>
-              </w:rPr>
-              <w:t>52/8/2/13 Đường số 12, Khu phố 4, Phường Tam Bình, Thành phố Hồ Chí Minh, Việt Nam</w:t>
+              </w:rPr>
+              <w:t xml:space="preserve">52/8/2/13 Đường số 12, Khu phố 4, Phường Tam </w:t>
+            </w:r>
+            <w:r>
+              <w:rPr>
+                <w:rFonts w:ascii="Times New Roman" w:hAnsi="Times New Roman" w:cs="Times New Roman"/>
+              </w:rPr>
+              <w:lastRenderedPageBreak/>
+              <w:t>Bình, Thành phố Hồ Chí Minh, Việt Nam</w:t>
             </w:r>
           </w:p>
         </w:tc>
@@ -1464,25 +1445,24 @@
               <w:left w:val="single" w:sz="4" w:space="0" w:color="000000"/>
               <w:bottom w:val="single" w:sz="4" w:space="0" w:color="auto"/>
             </w:tcBorders>
-            <w:shd w:val="clear" w:color="auto" w:fill="auto"/>
             <w:vAlign w:val="center"/>
           </w:tcPr>
           <w:p>
             <w:pPr>
               <w:snapToGrid w:val="0"/>
-              <w:spacing w:after="0" w:line="240" w:lineRule="auto" w:before="0"/>
-              <w:jc w:val="center"/>
-              <w:rPr>
-                <w:rFonts w:ascii="Times New Roman" w:eastAsia="Calibri" w:hAnsi="Times New Roman" w:cs="Times New Roman"/>
-                <w:spacing w:val="-20"/>
-              </w:rPr>
-            </w:pPr>
-            <w:r>
-              <w:rPr>
-                <w:rFonts w:ascii="Times New Roman" w:eastAsia="Calibri" w:hAnsi="Times New Roman" w:cs="Times New Roman"/>
-                <w:spacing w:val="-20"/>
-                <w:sz w:val="15"/>
-              </w:rPr>
+              <w:spacing w:after="0" w:line="240" w:lineRule="auto"/>
+              <w:jc w:val="center"/>
+              <w:rPr>
+                <w:rFonts w:ascii="Times New Roman" w:eastAsia="Calibri" w:hAnsi="Times New Roman" w:cs="Times New Roman"/>
+                <w:spacing w:val="-20"/>
+              </w:rPr>
+            </w:pPr>
+            <w:r>
+              <w:rPr>
+                <w:rFonts w:ascii="Times New Roman" w:eastAsia="Calibri" w:hAnsi="Times New Roman" w:cs="Times New Roman"/>
+                <w:spacing w:val="-20"/>
+              </w:rPr>
+              <w:lastRenderedPageBreak/>
               <w:t>12.000.000.000 VNĐ</w:t>
             </w:r>
           </w:p>
@@ -1495,24 +1475,22 @@
               <w:left w:val="single" w:sz="4" w:space="0" w:color="000000"/>
               <w:bottom w:val="single" w:sz="4" w:space="0" w:color="auto"/>
             </w:tcBorders>
-            <w:shd w:val="clear" w:color="auto" w:fill="auto"/>
             <w:vAlign w:val="center"/>
           </w:tcPr>
           <w:p>
             <w:pPr>
               <w:snapToGrid w:val="0"/>
-              <w:spacing w:after="0" w:line="240" w:lineRule="auto" w:before="0"/>
-              <w:jc w:val="center"/>
-              <w:rPr>
-                <w:rFonts w:ascii="Times New Roman" w:eastAsia="Calibri" w:hAnsi="Times New Roman" w:cs="Times New Roman"/>
-                <w:spacing w:val="-20"/>
-              </w:rPr>
-            </w:pPr>
-            <w:r>
-              <w:rPr>
-                <w:rFonts w:ascii="Times New Roman" w:eastAsia="Calibri" w:hAnsi="Times New Roman" w:cs="Times New Roman"/>
-                <w:spacing w:val="-20"/>
-                <w:sz w:val="15"/>
+              <w:spacing w:after="0" w:line="240" w:lineRule="auto"/>
+              <w:jc w:val="center"/>
+              <w:rPr>
+                <w:rFonts w:ascii="Times New Roman" w:eastAsia="Calibri" w:hAnsi="Times New Roman" w:cs="Times New Roman"/>
+                <w:spacing w:val="-20"/>
+              </w:rPr>
+            </w:pPr>
+            <w:r>
+              <w:rPr>
+                <w:rFonts w:ascii="Times New Roman" w:eastAsia="Calibri" w:hAnsi="Times New Roman" w:cs="Times New Roman"/>
+                <w:spacing w:val="-20"/>
               </w:rPr>
               <w:t>60</w:t>
             </w:r>
@@ -1526,25 +1504,29 @@
               <w:left w:val="single" w:sz="4" w:space="0" w:color="000000"/>
               <w:bottom w:val="single" w:sz="4" w:space="0" w:color="auto"/>
             </w:tcBorders>
-            <w:shd w:val="clear" w:color="auto" w:fill="auto"/>
             <w:vAlign w:val="center"/>
           </w:tcPr>
           <w:p>
             <w:pPr>
               <w:snapToGrid w:val="0"/>
-              <w:spacing w:after="0" w:line="240" w:lineRule="auto" w:before="0"/>
-              <w:rPr>
-                <w:rFonts w:ascii="Times New Roman" w:eastAsia="Calibri" w:hAnsi="Times New Roman" w:cs="Times New Roman"/>
-                <w:spacing w:val="-20"/>
-              </w:rPr>
-            </w:pPr>
-            <w:r>
-              <w:rPr>
-                <w:rFonts w:ascii="Times New Roman" w:eastAsia="Calibri" w:hAnsi="Times New Roman" w:cs="Times New Roman"/>
-                <w:spacing w:val="-20"/>
-                <w:sz w:val="15"/>
+              <w:spacing w:after="0" w:line="240" w:lineRule="auto"/>
+              <w:rPr>
+                <w:rFonts w:ascii="Times New Roman" w:eastAsia="Calibri" w:hAnsi="Times New Roman" w:cs="Times New Roman"/>
+                <w:spacing w:val="-20"/>
+              </w:rPr>
+            </w:pPr>
+            <w:r>
+              <w:rPr>
+                <w:rFonts w:ascii="Times New Roman" w:eastAsia="Calibri" w:hAnsi="Times New Roman" w:cs="Times New Roman"/>
+                <w:spacing w:val="-20"/>
               </w:rPr>
               <w:t>Loại tài sản: Đồng Việt Nam</w:t>
+            </w:r>
+            <w:r>
+              <w:rPr>
+                <w:rFonts w:ascii="Times New Roman" w:eastAsia="Calibri" w:hAnsi="Times New Roman" w:cs="Times New Roman"/>
+                <w:spacing w:val="-20"/>
+              </w:rPr>
               <w:br/>
               <w:t>Số lượng: 12.000.000.000 đồng</w:t>
             </w:r>
@@ -1558,24 +1540,22 @@
               <w:left w:val="single" w:sz="4" w:space="0" w:color="000000"/>
               <w:bottom w:val="single" w:sz="4" w:space="0" w:color="000000"/>
             </w:tcBorders>
-            <w:shd w:val="clear" w:color="auto" w:fill="auto"/>
             <w:vAlign w:val="center"/>
           </w:tcPr>
           <w:p>
             <w:pPr>
               <w:snapToGrid w:val="0"/>
-              <w:spacing w:after="0" w:line="240" w:lineRule="auto" w:before="0"/>
-              <w:jc w:val="center"/>
-              <w:rPr>
-                <w:rFonts w:ascii="Times New Roman" w:eastAsia="Calibri" w:hAnsi="Times New Roman" w:cs="Times New Roman"/>
-              </w:rPr>
-            </w:pPr>
-            <w:r>
-              <w:rPr>
-                <w:rFonts w:ascii="Times New Roman" w:eastAsia="Calibri" w:hAnsi="Times New Roman" w:cs="Times New Roman"/>
-                <w:sz w:val="15"/>
-              </w:rPr>
-              <w:t>25/02/2025</w:t>
+              <w:spacing w:after="0" w:line="240" w:lineRule="auto"/>
+              <w:jc w:val="center"/>
+              <w:rPr>
+                <w:rFonts w:ascii="Times New Roman" w:eastAsia="Calibri" w:hAnsi="Times New Roman" w:cs="Times New Roman"/>
+              </w:rPr>
+            </w:pPr>
+            <w:r>
+              <w:rPr>
+                <w:rFonts w:ascii="Times New Roman" w:eastAsia="Calibri" w:hAnsi="Times New Roman" w:cs="Times New Roman"/>
+              </w:rPr>
+              <w:t>12/03/2026</w:t>
             </w:r>
           </w:p>
         </w:tc>
@@ -1587,23 +1567,17 @@
               <w:left w:val="single" w:sz="4" w:space="0" w:color="000000"/>
               <w:bottom w:val="single" w:sz="4" w:space="0" w:color="000000"/>
             </w:tcBorders>
-            <w:shd w:val="clear" w:color="auto" w:fill="auto"/>
             <w:vAlign w:val="center"/>
           </w:tcPr>
           <w:p>
             <w:pPr>
               <w:snapToGrid w:val="0"/>
-              <w:spacing w:after="0" w:line="240" w:lineRule="auto" w:before="0"/>
-              <w:jc w:val="center"/>
-              <w:rPr>
-                <w:rFonts w:ascii="Times New Roman" w:eastAsia="Calibri" w:hAnsi="Times New Roman" w:cs="Times New Roman"/>
-              </w:rPr>
-            </w:pPr>
-            <w:r>
-              <w:rPr>
-                <w:sz w:val="15"/>
-              </w:rPr>
-            </w:r>
+              <w:spacing w:after="0" w:line="240" w:lineRule="auto"/>
+              <w:jc w:val="center"/>
+              <w:rPr>
+                <w:rFonts w:ascii="Times New Roman" w:eastAsia="Calibri" w:hAnsi="Times New Roman" w:cs="Times New Roman"/>
+              </w:rPr>
+            </w:pPr>
           </w:p>
         </w:tc>
         <w:tc>
@@ -1620,17 +1594,12 @@
           <w:p>
             <w:pPr>
               <w:snapToGrid w:val="0"/>
-              <w:spacing w:after="0" w:line="240" w:lineRule="auto" w:before="0"/>
-              <w:jc w:val="center"/>
-              <w:rPr>
-                <w:rFonts w:ascii="Times New Roman" w:eastAsia="Calibri" w:hAnsi="Times New Roman" w:cs="Times New Roman"/>
-              </w:rPr>
-            </w:pPr>
-            <w:r>
-              <w:rPr>
-                <w:sz w:val="15"/>
-              </w:rPr>
-            </w:r>
+              <w:spacing w:after="0" w:line="240" w:lineRule="auto"/>
+              <w:jc w:val="center"/>
+              <w:rPr>
+                <w:rFonts w:ascii="Times New Roman" w:eastAsia="Calibri" w:hAnsi="Times New Roman" w:cs="Times New Roman"/>
+              </w:rPr>
+            </w:pPr>
           </w:p>
         </w:tc>
       </w:tr>
@@ -1646,22 +1615,20 @@
               <w:left w:val="single" w:sz="4" w:space="0" w:color="000000"/>
               <w:bottom w:val="single" w:sz="4" w:space="0" w:color="000000"/>
             </w:tcBorders>
-            <w:shd w:val="clear" w:color="auto" w:fill="auto"/>
             <w:vAlign w:val="center"/>
           </w:tcPr>
           <w:p>
             <w:pPr>
               <w:snapToGrid w:val="0"/>
-              <w:spacing w:after="0" w:line="240" w:lineRule="auto" w:before="0"/>
-              <w:jc w:val="center"/>
-              <w:rPr>
-                <w:rFonts w:ascii="Times New Roman" w:eastAsia="Calibri" w:hAnsi="Times New Roman" w:cs="Times New Roman"/>
-              </w:rPr>
-            </w:pPr>
-            <w:r>
-              <w:rPr>
-                <w:rFonts w:ascii="Times New Roman" w:eastAsia="Calibri" w:hAnsi="Times New Roman" w:cs="Times New Roman"/>
-                <w:sz w:val="15"/>
+              <w:spacing w:after="0" w:line="240" w:lineRule="auto"/>
+              <w:jc w:val="center"/>
+              <w:rPr>
+                <w:rFonts w:ascii="Times New Roman" w:eastAsia="Calibri" w:hAnsi="Times New Roman" w:cs="Times New Roman"/>
+              </w:rPr>
+            </w:pPr>
+            <w:r>
+              <w:rPr>
+                <w:rFonts w:ascii="Times New Roman" w:eastAsia="Calibri" w:hAnsi="Times New Roman" w:cs="Times New Roman"/>
               </w:rPr>
               <w:t>2</w:t>
             </w:r>
@@ -1675,22 +1642,20 @@
               <w:left w:val="single" w:sz="4" w:space="0" w:color="000000"/>
               <w:bottom w:val="single" w:sz="4" w:space="0" w:color="000000"/>
             </w:tcBorders>
-            <w:shd w:val="clear" w:color="auto" w:fill="auto"/>
             <w:vAlign w:val="center"/>
           </w:tcPr>
           <w:p>
             <w:pPr>
               <w:snapToGrid w:val="0"/>
-              <w:spacing w:after="0" w:line="240" w:lineRule="auto" w:before="0"/>
-              <w:jc w:val="center"/>
-              <w:rPr>
-                <w:rFonts w:ascii="Times New Roman" w:eastAsia="Calibri" w:hAnsi="Times New Roman" w:cs="Times New Roman"/>
-              </w:rPr>
-            </w:pPr>
-            <w:r>
-              <w:rPr>
-                <w:rFonts w:ascii="Times New Roman" w:eastAsia="Calibri" w:hAnsi="Times New Roman" w:cs="Times New Roman"/>
-                <w:sz w:val="15"/>
+              <w:spacing w:after="0" w:line="240" w:lineRule="auto"/>
+              <w:jc w:val="center"/>
+              <w:rPr>
+                <w:rFonts w:ascii="Times New Roman" w:eastAsia="Calibri" w:hAnsi="Times New Roman" w:cs="Times New Roman"/>
+              </w:rPr>
+            </w:pPr>
+            <w:r>
+              <w:rPr>
+                <w:rFonts w:ascii="Times New Roman" w:eastAsia="Calibri" w:hAnsi="Times New Roman" w:cs="Times New Roman"/>
               </w:rPr>
               <w:t>LÊ TIẾN ĐẠT</w:t>
             </w:r>
@@ -1710,16 +1675,15 @@
           <w:p>
             <w:pPr>
               <w:snapToGrid w:val="0"/>
-              <w:spacing w:after="0" w:line="240" w:lineRule="auto" w:before="0"/>
-              <w:jc w:val="center"/>
-              <w:rPr>
-                <w:rFonts w:ascii="Times New Roman" w:eastAsia="Calibri" w:hAnsi="Times New Roman" w:cs="Times New Roman"/>
-              </w:rPr>
-            </w:pPr>
-            <w:r>
-              <w:rPr>
-                <w:rFonts w:ascii="Times New Roman" w:eastAsia="Calibri" w:hAnsi="Times New Roman" w:cs="Times New Roman"/>
-                <w:sz w:val="15"/>
+              <w:spacing w:after="0" w:line="240" w:lineRule="auto"/>
+              <w:jc w:val="center"/>
+              <w:rPr>
+                <w:rFonts w:ascii="Times New Roman" w:eastAsia="Calibri" w:hAnsi="Times New Roman" w:cs="Times New Roman"/>
+              </w:rPr>
+            </w:pPr>
+            <w:r>
+              <w:rPr>
+                <w:rFonts w:ascii="Times New Roman" w:eastAsia="Calibri" w:hAnsi="Times New Roman" w:cs="Times New Roman"/>
               </w:rPr>
               <w:t>25/05/1988</w:t>
             </w:r>
@@ -1733,22 +1697,20 @@
               <w:left w:val="single" w:sz="4" w:space="0" w:color="000000"/>
               <w:bottom w:val="single" w:sz="4" w:space="0" w:color="000000"/>
             </w:tcBorders>
-            <w:shd w:val="clear" w:color="auto" w:fill="auto"/>
             <w:vAlign w:val="center"/>
           </w:tcPr>
           <w:p>
             <w:pPr>
               <w:snapToGrid w:val="0"/>
-              <w:spacing w:after="0" w:line="240" w:lineRule="auto" w:before="0"/>
-              <w:jc w:val="center"/>
-              <w:rPr>
-                <w:rFonts w:ascii="Times New Roman" w:eastAsia="Calibri" w:hAnsi="Times New Roman" w:cs="Times New Roman"/>
-              </w:rPr>
-            </w:pPr>
-            <w:r>
-              <w:rPr>
-                <w:rFonts w:ascii="Times New Roman" w:eastAsia="Calibri" w:hAnsi="Times New Roman" w:cs="Times New Roman"/>
-                <w:sz w:val="15"/>
+              <w:spacing w:after="0" w:line="240" w:lineRule="auto"/>
+              <w:jc w:val="center"/>
+              <w:rPr>
+                <w:rFonts w:ascii="Times New Roman" w:eastAsia="Calibri" w:hAnsi="Times New Roman" w:cs="Times New Roman"/>
+              </w:rPr>
+            </w:pPr>
+            <w:r>
+              <w:rPr>
+                <w:rFonts w:ascii="Times New Roman" w:eastAsia="Calibri" w:hAnsi="Times New Roman" w:cs="Times New Roman"/>
               </w:rPr>
               <w:t>Nam</w:t>
             </w:r>
@@ -1762,26 +1724,34 @@
               <w:left w:val="single" w:sz="4" w:space="0" w:color="000000"/>
               <w:bottom w:val="single" w:sz="4" w:space="0" w:color="000000"/>
             </w:tcBorders>
-            <w:shd w:val="clear" w:color="auto" w:fill="auto"/>
             <w:vAlign w:val="center"/>
           </w:tcPr>
           <w:p>
             <w:pPr>
               <w:snapToGrid w:val="0"/>
-              <w:spacing w:after="0" w:line="240" w:lineRule="auto" w:before="0"/>
-              <w:jc w:val="center"/>
-              <w:rPr>
-                <w:rFonts w:ascii="Times New Roman" w:eastAsia="Calibri" w:hAnsi="Times New Roman" w:cs="Times New Roman"/>
-              </w:rPr>
-            </w:pPr>
-            <w:r>
-              <w:rPr>
-                <w:rFonts w:ascii="Times New Roman" w:eastAsia="Calibri" w:hAnsi="Times New Roman" w:cs="Times New Roman"/>
-                <w:sz w:val="15"/>
+              <w:spacing w:after="0" w:line="240" w:lineRule="auto"/>
+              <w:jc w:val="center"/>
+              <w:rPr>
+                <w:rFonts w:ascii="Times New Roman" w:eastAsia="Calibri" w:hAnsi="Times New Roman" w:cs="Times New Roman"/>
+              </w:rPr>
+            </w:pPr>
+            <w:r>
+              <w:rPr>
+                <w:rFonts w:ascii="Times New Roman" w:eastAsia="Calibri" w:hAnsi="Times New Roman" w:cs="Times New Roman"/>
               </w:rPr>
               <w:t>Căn cước công dân: 038088015247</w:t>
+            </w:r>
+            <w:r>
+              <w:rPr>
+                <w:rFonts w:ascii="Times New Roman" w:eastAsia="Calibri" w:hAnsi="Times New Roman" w:cs="Times New Roman"/>
+              </w:rPr>
               <w:br/>
               <w:t>Ngày cấp: 09/05/2022</w:t>
+            </w:r>
+            <w:r>
+              <w:rPr>
+                <w:rFonts w:ascii="Times New Roman" w:eastAsia="Calibri" w:hAnsi="Times New Roman" w:cs="Times New Roman"/>
+              </w:rPr>
               <w:br/>
               <w:t>Nơi cấp: Bộ Công An</w:t>
             </w:r>
@@ -1795,24 +1765,17 @@
               <w:left w:val="single" w:sz="4" w:space="0" w:color="000000"/>
               <w:bottom w:val="single" w:sz="4" w:space="0" w:color="000000"/>
             </w:tcBorders>
-            <w:shd w:val="clear" w:color="auto" w:fill="auto"/>
             <w:vAlign w:val="center"/>
           </w:tcPr>
           <w:p>
             <w:pPr>
               <w:snapToGrid w:val="0"/>
-              <w:spacing w:after="0" w:line="240" w:lineRule="auto" w:before="0"/>
-              <w:jc w:val="center"/>
-              <w:rPr>
-                <w:rFonts w:ascii="Times New Roman" w:eastAsia="Calibri" w:hAnsi="Times New Roman" w:cs="Times New Roman"/>
-              </w:rPr>
-            </w:pPr>
-            <w:r>
-              <w:rPr>
-                <w:sz w:val="15"/>
-              </w:rPr>
-              <w:t>Việt Nam</w:t>
-            </w:r>
+              <w:spacing w:after="0" w:line="240" w:lineRule="auto"/>
+              <w:jc w:val="center"/>
+              <w:rPr>
+                <w:rFonts w:ascii="Times New Roman" w:eastAsia="Calibri" w:hAnsi="Times New Roman" w:cs="Times New Roman"/>
+              </w:rPr>
+            </w:pPr>
           </w:p>
         </w:tc>
         <w:tc>
@@ -1823,24 +1786,17 @@
               <w:left w:val="single" w:sz="4" w:space="0" w:color="000000"/>
               <w:bottom w:val="single" w:sz="4" w:space="0" w:color="000000"/>
             </w:tcBorders>
-            <w:shd w:val="clear" w:color="auto" w:fill="auto"/>
             <w:vAlign w:val="center"/>
           </w:tcPr>
           <w:p>
             <w:pPr>
               <w:snapToGrid w:val="0"/>
-              <w:spacing w:after="0" w:line="240" w:lineRule="auto" w:before="0"/>
-              <w:jc w:val="center"/>
-              <w:rPr>
-                <w:rFonts w:ascii="Times New Roman" w:eastAsia="Calibri" w:hAnsi="Times New Roman" w:cs="Times New Roman"/>
-              </w:rPr>
-            </w:pPr>
-            <w:r>
-              <w:rPr>
-                <w:sz w:val="15"/>
-              </w:rPr>
-              <w:t>Kinh</w:t>
-            </w:r>
+              <w:spacing w:after="0" w:line="240" w:lineRule="auto"/>
+              <w:jc w:val="center"/>
+              <w:rPr>
+                <w:rFonts w:ascii="Times New Roman" w:eastAsia="Calibri" w:hAnsi="Times New Roman" w:cs="Times New Roman"/>
+              </w:rPr>
+            </w:pPr>
           </w:p>
         </w:tc>
         <w:tc>
@@ -1851,21 +1807,19 @@
               <w:left w:val="single" w:sz="4" w:space="0" w:color="000000"/>
               <w:bottom w:val="single" w:sz="4" w:space="0" w:color="000000"/>
             </w:tcBorders>
-            <w:shd w:val="clear" w:color="auto" w:fill="auto"/>
             <w:vAlign w:val="center"/>
           </w:tcPr>
           <w:p>
             <w:pPr>
               <w:snapToGrid w:val="0"/>
-              <w:spacing w:after="0" w:line="240" w:lineRule="auto" w:before="0"/>
-              <w:rPr>
-                <w:rFonts w:ascii="Times New Roman" w:eastAsia="Calibri" w:hAnsi="Times New Roman" w:cs="Times New Roman"/>
-              </w:rPr>
-            </w:pPr>
-            <w:r>
-              <w:rPr>
-                <w:rFonts w:ascii="Times New Roman" w:eastAsia="Calibri" w:hAnsi="Times New Roman" w:cs="Times New Roman"/>
-                <w:sz w:val="15"/>
+              <w:spacing w:after="0" w:line="240" w:lineRule="auto"/>
+              <w:rPr>
+                <w:rFonts w:ascii="Times New Roman" w:eastAsia="Calibri" w:hAnsi="Times New Roman" w:cs="Times New Roman"/>
+              </w:rPr>
+            </w:pPr>
+            <w:r>
+              <w:rPr>
+                <w:rFonts w:ascii="Times New Roman" w:eastAsia="Calibri" w:hAnsi="Times New Roman" w:cs="Times New Roman"/>
               </w:rPr>
               <w:t>Thôn Toán Tỵ, Xã Thiệu Toán, Tỉnh Thanh Hóa</w:t>
             </w:r>
@@ -1879,24 +1833,22 @@
               <w:left w:val="single" w:sz="4" w:space="0" w:color="000000"/>
               <w:bottom w:val="single" w:sz="4" w:space="0" w:color="auto"/>
             </w:tcBorders>
-            <w:shd w:val="clear" w:color="auto" w:fill="auto"/>
             <w:vAlign w:val="center"/>
           </w:tcPr>
           <w:p>
             <w:pPr>
               <w:snapToGrid w:val="0"/>
-              <w:spacing w:after="0" w:line="240" w:lineRule="auto" w:before="0"/>
-              <w:jc w:val="center"/>
-              <w:rPr>
-                <w:rFonts w:ascii="Times New Roman" w:eastAsia="Calibri" w:hAnsi="Times New Roman" w:cs="Times New Roman"/>
-                <w:spacing w:val="-20"/>
-              </w:rPr>
-            </w:pPr>
-            <w:r>
-              <w:rPr>
-                <w:rFonts w:ascii="Times New Roman" w:eastAsia="Calibri" w:hAnsi="Times New Roman" w:cs="Times New Roman"/>
-                <w:spacing w:val="-20"/>
-                <w:sz w:val="15"/>
+              <w:spacing w:after="0" w:line="240" w:lineRule="auto"/>
+              <w:jc w:val="center"/>
+              <w:rPr>
+                <w:rFonts w:ascii="Times New Roman" w:eastAsia="Calibri" w:hAnsi="Times New Roman" w:cs="Times New Roman"/>
+                <w:spacing w:val="-20"/>
+              </w:rPr>
+            </w:pPr>
+            <w:r>
+              <w:rPr>
+                <w:rFonts w:ascii="Times New Roman" w:eastAsia="Calibri" w:hAnsi="Times New Roman" w:cs="Times New Roman"/>
+                <w:spacing w:val="-20"/>
               </w:rPr>
               <w:t>8.000.000.000 VNĐ</w:t>
             </w:r>
@@ -1910,24 +1862,22 @@
               <w:left w:val="single" w:sz="4" w:space="0" w:color="000000"/>
               <w:bottom w:val="single" w:sz="4" w:space="0" w:color="auto"/>
             </w:tcBorders>
-            <w:shd w:val="clear" w:color="auto" w:fill="auto"/>
             <w:vAlign w:val="center"/>
           </w:tcPr>
           <w:p>
             <w:pPr>
               <w:snapToGrid w:val="0"/>
-              <w:spacing w:after="0" w:line="240" w:lineRule="auto" w:before="0"/>
-              <w:jc w:val="center"/>
-              <w:rPr>
-                <w:rFonts w:ascii="Times New Roman" w:eastAsia="Calibri" w:hAnsi="Times New Roman" w:cs="Times New Roman"/>
-                <w:spacing w:val="-20"/>
-              </w:rPr>
-            </w:pPr>
-            <w:r>
-              <w:rPr>
-                <w:rFonts w:ascii="Times New Roman" w:eastAsia="Calibri" w:hAnsi="Times New Roman" w:cs="Times New Roman"/>
-                <w:spacing w:val="-20"/>
-                <w:sz w:val="15"/>
+              <w:spacing w:after="0" w:line="240" w:lineRule="auto"/>
+              <w:jc w:val="center"/>
+              <w:rPr>
+                <w:rFonts w:ascii="Times New Roman" w:eastAsia="Calibri" w:hAnsi="Times New Roman" w:cs="Times New Roman"/>
+                <w:spacing w:val="-20"/>
+              </w:rPr>
+            </w:pPr>
+            <w:r>
+              <w:rPr>
+                <w:rFonts w:ascii="Times New Roman" w:eastAsia="Calibri" w:hAnsi="Times New Roman" w:cs="Times New Roman"/>
+                <w:spacing w:val="-20"/>
               </w:rPr>
               <w:t>40</w:t>
             </w:r>
@@ -1941,25 +1891,29 @@
               <w:left w:val="single" w:sz="4" w:space="0" w:color="000000"/>
               <w:bottom w:val="single" w:sz="4" w:space="0" w:color="auto"/>
             </w:tcBorders>
-            <w:shd w:val="clear" w:color="auto" w:fill="auto"/>
             <w:vAlign w:val="center"/>
           </w:tcPr>
           <w:p>
             <w:pPr>
               <w:snapToGrid w:val="0"/>
-              <w:spacing w:after="0" w:line="240" w:lineRule="auto" w:before="0"/>
-              <w:rPr>
-                <w:rFonts w:ascii="Times New Roman" w:eastAsia="Calibri" w:hAnsi="Times New Roman" w:cs="Times New Roman"/>
-                <w:spacing w:val="-20"/>
-              </w:rPr>
-            </w:pPr>
-            <w:r>
-              <w:rPr>
-                <w:rFonts w:ascii="Times New Roman" w:eastAsia="Calibri" w:hAnsi="Times New Roman" w:cs="Times New Roman"/>
-                <w:spacing w:val="-20"/>
-                <w:sz w:val="15"/>
+              <w:spacing w:after="0" w:line="240" w:lineRule="auto"/>
+              <w:rPr>
+                <w:rFonts w:ascii="Times New Roman" w:eastAsia="Calibri" w:hAnsi="Times New Roman" w:cs="Times New Roman"/>
+                <w:spacing w:val="-20"/>
+              </w:rPr>
+            </w:pPr>
+            <w:r>
+              <w:rPr>
+                <w:rFonts w:ascii="Times New Roman" w:eastAsia="Calibri" w:hAnsi="Times New Roman" w:cs="Times New Roman"/>
+                <w:spacing w:val="-20"/>
               </w:rPr>
               <w:t>Loại tài sản: Đồng Việt Nam</w:t>
+            </w:r>
+            <w:r>
+              <w:rPr>
+                <w:rFonts w:ascii="Times New Roman" w:eastAsia="Calibri" w:hAnsi="Times New Roman" w:cs="Times New Roman"/>
+                <w:spacing w:val="-20"/>
+              </w:rPr>
               <w:br/>
               <w:t>Số lượng: 8.000.000.000 đồng</w:t>
             </w:r>
@@ -1973,23 +1927,21 @@
               <w:left w:val="single" w:sz="4" w:space="0" w:color="000000"/>
               <w:bottom w:val="single" w:sz="4" w:space="0" w:color="000000"/>
             </w:tcBorders>
-            <w:shd w:val="clear" w:color="auto" w:fill="auto"/>
             <w:vAlign w:val="center"/>
           </w:tcPr>
           <w:p>
             <w:pPr>
               <w:snapToGrid w:val="0"/>
-              <w:spacing w:after="0" w:line="240" w:lineRule="auto" w:before="0"/>
-              <w:jc w:val="center"/>
-              <w:rPr>
-                <w:rFonts w:ascii="Times New Roman" w:eastAsia="Calibri" w:hAnsi="Times New Roman" w:cs="Times New Roman"/>
-              </w:rPr>
-            </w:pPr>
-            <w:r>
-              <w:rPr>
-                <w:rFonts w:ascii="Times New Roman" w:eastAsia="Calibri" w:hAnsi="Times New Roman" w:cs="Times New Roman"/>
-                <w:spacing w:val="-20"/>
-                <w:sz w:val="15"/>
+              <w:spacing w:after="0" w:line="240" w:lineRule="auto"/>
+              <w:jc w:val="center"/>
+              <w:rPr>
+                <w:rFonts w:ascii="Times New Roman" w:eastAsia="Calibri" w:hAnsi="Times New Roman" w:cs="Times New Roman"/>
+              </w:rPr>
+            </w:pPr>
+            <w:r>
+              <w:rPr>
+                <w:rFonts w:ascii="Times New Roman" w:eastAsia="Calibri" w:hAnsi="Times New Roman" w:cs="Times New Roman"/>
+                <w:spacing w:val="-20"/>
               </w:rPr>
               <w:t>01/08/2026</w:t>
             </w:r>
@@ -2003,23 +1955,17 @@
               <w:left w:val="single" w:sz="4" w:space="0" w:color="000000"/>
               <w:bottom w:val="single" w:sz="4" w:space="0" w:color="000000"/>
             </w:tcBorders>
-            <w:shd w:val="clear" w:color="auto" w:fill="auto"/>
             <w:vAlign w:val="center"/>
           </w:tcPr>
           <w:p>
             <w:pPr>
               <w:snapToGrid w:val="0"/>
-              <w:spacing w:after="0" w:line="240" w:lineRule="auto" w:before="0"/>
-              <w:jc w:val="center"/>
-              <w:rPr>
-                <w:rFonts w:ascii="Times New Roman" w:eastAsia="Calibri" w:hAnsi="Times New Roman" w:cs="Times New Roman"/>
-              </w:rPr>
-            </w:pPr>
-            <w:r>
-              <w:rPr>
-                <w:sz w:val="15"/>
-              </w:rPr>
-            </w:r>
+              <w:spacing w:after="0" w:line="240" w:lineRule="auto"/>
+              <w:jc w:val="center"/>
+              <w:rPr>
+                <w:rFonts w:ascii="Times New Roman" w:eastAsia="Calibri" w:hAnsi="Times New Roman" w:cs="Times New Roman"/>
+              </w:rPr>
+            </w:pPr>
           </w:p>
         </w:tc>
         <w:tc>
@@ -2036,17 +1982,12 @@
           <w:p>
             <w:pPr>
               <w:snapToGrid w:val="0"/>
-              <w:spacing w:after="0" w:line="240" w:lineRule="auto" w:before="0"/>
-              <w:jc w:val="center"/>
-              <w:rPr>
-                <w:rFonts w:ascii="Times New Roman" w:eastAsia="Calibri" w:hAnsi="Times New Roman" w:cs="Times New Roman"/>
-              </w:rPr>
-            </w:pPr>
-            <w:r>
-              <w:rPr>
-                <w:sz w:val="15"/>
-              </w:rPr>
-            </w:r>
+              <w:spacing w:after="0" w:line="240" w:lineRule="auto"/>
+              <w:jc w:val="center"/>
+              <w:rPr>
+                <w:rFonts w:ascii="Times New Roman" w:eastAsia="Calibri" w:hAnsi="Times New Roman" w:cs="Times New Roman"/>
+              </w:rPr>
+            </w:pPr>
           </w:p>
         </w:tc>
       </w:tr>
@@ -2133,7 +2074,6 @@
               <w:top w:val="single" w:sz="4" w:space="0" w:color="000000"/>
               <w:left w:val="single" w:sz="4" w:space="0" w:color="000000"/>
             </w:tcBorders>
-            <w:shd w:val="clear" w:color="auto" w:fill="auto"/>
           </w:tcPr>
           <w:p>
             <w:pPr>
@@ -2165,7 +2105,6 @@
               <w:left w:val="single" w:sz="4" w:space="0" w:color="000000"/>
               <w:right w:val="single" w:sz="4" w:space="0" w:color="000000"/>
             </w:tcBorders>
-            <w:shd w:val="clear" w:color="auto" w:fill="auto"/>
           </w:tcPr>
           <w:p>
             <w:pPr>
@@ -2196,7 +2135,6 @@
               <w:top w:val="single" w:sz="4" w:space="0" w:color="000000"/>
               <w:left w:val="single" w:sz="4" w:space="0" w:color="000000"/>
             </w:tcBorders>
-            <w:shd w:val="clear" w:color="auto" w:fill="auto"/>
           </w:tcPr>
           <w:p>
             <w:pPr>
@@ -2249,7 +2187,6 @@
               <w:top w:val="single" w:sz="4" w:space="0" w:color="000000"/>
               <w:left w:val="single" w:sz="4" w:space="0" w:color="000000"/>
             </w:tcBorders>
-            <w:shd w:val="clear" w:color="auto" w:fill="auto"/>
           </w:tcPr>
           <w:p>
             <w:pPr>
@@ -2282,7 +2219,6 @@
               <w:bottom w:val="single" w:sz="4" w:space="0" w:color="auto"/>
               <w:right w:val="single" w:sz="4" w:space="0" w:color="auto"/>
             </w:tcBorders>
-            <w:shd w:val="clear" w:color="auto" w:fill="auto"/>
           </w:tcPr>
           <w:p>
             <w:pPr>
@@ -2386,7 +2322,6 @@
               <w:left w:val="single" w:sz="4" w:space="0" w:color="000000"/>
               <w:bottom w:val="single" w:sz="4" w:space="0" w:color="auto"/>
             </w:tcBorders>
-            <w:shd w:val="clear" w:color="auto" w:fill="auto"/>
           </w:tcPr>
           <w:p>
             <w:pPr>
@@ -2410,7 +2345,6 @@
               <w:bottom w:val="single" w:sz="4" w:space="0" w:color="auto"/>
               <w:right w:val="single" w:sz="4" w:space="0" w:color="000000"/>
             </w:tcBorders>
-            <w:shd w:val="clear" w:color="auto" w:fill="auto"/>
           </w:tcPr>
           <w:p>
             <w:pPr>
@@ -2433,7 +2367,6 @@
               <w:left w:val="single" w:sz="4" w:space="0" w:color="000000"/>
               <w:bottom w:val="single" w:sz="4" w:space="0" w:color="auto"/>
             </w:tcBorders>
-            <w:shd w:val="clear" w:color="auto" w:fill="auto"/>
           </w:tcPr>
           <w:p>
             <w:pPr>
@@ -2457,7 +2390,6 @@
               <w:left w:val="single" w:sz="4" w:space="0" w:color="000000"/>
               <w:bottom w:val="single" w:sz="4" w:space="0" w:color="auto"/>
             </w:tcBorders>
-            <w:shd w:val="clear" w:color="auto" w:fill="auto"/>
           </w:tcPr>
           <w:p>
             <w:pPr>
@@ -2480,7 +2412,6 @@
               <w:left w:val="single" w:sz="4" w:space="0" w:color="000000"/>
               <w:bottom w:val="single" w:sz="4" w:space="0" w:color="auto"/>
             </w:tcBorders>
-            <w:shd w:val="clear" w:color="auto" w:fill="auto"/>
           </w:tcPr>
           <w:p>
             <w:pPr>
@@ -2547,7 +2478,6 @@
               <w:left w:val="single" w:sz="4" w:space="0" w:color="000000"/>
               <w:bottom w:val="single" w:sz="4" w:space="0" w:color="auto"/>
             </w:tcBorders>
-            <w:shd w:val="clear" w:color="auto" w:fill="auto"/>
           </w:tcPr>
           <w:p>
             <w:pPr>
@@ -2597,7 +2527,6 @@
               <w:bottom w:val="single" w:sz="4" w:space="0" w:color="auto"/>
               <w:right w:val="single" w:sz="4" w:space="0" w:color="auto"/>
             </w:tcBorders>
-            <w:shd w:val="clear" w:color="auto" w:fill="auto"/>
           </w:tcPr>
           <w:p>
             <w:pPr>
@@ -2691,7 +2620,6 @@
               <w:bottom w:val="single" w:sz="4" w:space="0" w:color="auto"/>
               <w:right w:val="single" w:sz="4" w:space="0" w:color="auto"/>
             </w:tcBorders>
-            <w:shd w:val="clear" w:color="auto" w:fill="auto"/>
             <w:vAlign w:val="center"/>
           </w:tcPr>
           <w:p>
@@ -2727,7 +2655,6 @@
               <w:bottom w:val="single" w:sz="4" w:space="0" w:color="auto"/>
               <w:right w:val="single" w:sz="4" w:space="0" w:color="auto"/>
             </w:tcBorders>
-            <w:shd w:val="clear" w:color="auto" w:fill="auto"/>
             <w:vAlign w:val="center"/>
           </w:tcPr>
           <w:p>
@@ -2763,7 +2690,6 @@
               <w:bottom w:val="single" w:sz="4" w:space="0" w:color="auto"/>
               <w:right w:val="single" w:sz="4" w:space="0" w:color="auto"/>
             </w:tcBorders>
-            <w:shd w:val="clear" w:color="auto" w:fill="auto"/>
             <w:vAlign w:val="center"/>
           </w:tcPr>
           <w:p>
@@ -2800,7 +2726,6 @@
               <w:bottom w:val="single" w:sz="4" w:space="0" w:color="auto"/>
               <w:right w:val="single" w:sz="4" w:space="0" w:color="auto"/>
             </w:tcBorders>
-            <w:shd w:val="clear" w:color="auto" w:fill="auto"/>
             <w:vAlign w:val="center"/>
           </w:tcPr>
           <w:p>
@@ -2836,7 +2761,6 @@
               <w:bottom w:val="single" w:sz="4" w:space="0" w:color="auto"/>
               <w:right w:val="single" w:sz="4" w:space="0" w:color="auto"/>
             </w:tcBorders>
-            <w:shd w:val="clear" w:color="auto" w:fill="auto"/>
             <w:vAlign w:val="center"/>
           </w:tcPr>
           <w:p>
@@ -2872,7 +2796,6 @@
               <w:bottom w:val="single" w:sz="4" w:space="0" w:color="auto"/>
               <w:right w:val="single" w:sz="4" w:space="0" w:color="auto"/>
             </w:tcBorders>
-            <w:shd w:val="clear" w:color="auto" w:fill="auto"/>
             <w:vAlign w:val="center"/>
           </w:tcPr>
           <w:p>
@@ -2908,7 +2831,6 @@
               <w:bottom w:val="single" w:sz="4" w:space="0" w:color="auto"/>
               <w:right w:val="single" w:sz="4" w:space="0" w:color="auto"/>
             </w:tcBorders>
-            <w:shd w:val="clear" w:color="auto" w:fill="auto"/>
             <w:vAlign w:val="center"/>
           </w:tcPr>
           <w:p>
@@ -3019,7 +2941,6 @@
               <w:bottom w:val="single" w:sz="4" w:space="0" w:color="auto"/>
               <w:right w:val="single" w:sz="4" w:space="0" w:color="auto"/>
             </w:tcBorders>
-            <w:shd w:val="clear" w:color="auto" w:fill="auto"/>
           </w:tcPr>
           <w:p>
             <w:pPr>
@@ -3043,7 +2964,6 @@
               <w:bottom w:val="single" w:sz="4" w:space="0" w:color="auto"/>
               <w:right w:val="single" w:sz="4" w:space="0" w:color="auto"/>
             </w:tcBorders>
-            <w:shd w:val="clear" w:color="auto" w:fill="auto"/>
           </w:tcPr>
           <w:p>
             <w:pPr>
@@ -3066,7 +2986,6 @@
               <w:bottom w:val="single" w:sz="4" w:space="0" w:color="auto"/>
               <w:right w:val="single" w:sz="4" w:space="0" w:color="auto"/>
             </w:tcBorders>
-            <w:shd w:val="clear" w:color="auto" w:fill="auto"/>
           </w:tcPr>
           <w:p>
             <w:pPr>
@@ -3091,7 +3010,6 @@
               <w:bottom w:val="single" w:sz="4" w:space="0" w:color="auto"/>
               <w:right w:val="single" w:sz="4" w:space="0" w:color="auto"/>
             </w:tcBorders>
-            <w:shd w:val="clear" w:color="auto" w:fill="auto"/>
           </w:tcPr>
           <w:p>
             <w:pPr>
@@ -3115,7 +3033,6 @@
               <w:bottom w:val="single" w:sz="4" w:space="0" w:color="auto"/>
               <w:right w:val="single" w:sz="4" w:space="0" w:color="auto"/>
             </w:tcBorders>
-            <w:shd w:val="clear" w:color="auto" w:fill="auto"/>
           </w:tcPr>
           <w:p>
             <w:pPr>
@@ -3139,7 +3056,6 @@
               <w:bottom w:val="single" w:sz="4" w:space="0" w:color="auto"/>
               <w:right w:val="single" w:sz="4" w:space="0" w:color="auto"/>
             </w:tcBorders>
-            <w:shd w:val="clear" w:color="auto" w:fill="auto"/>
           </w:tcPr>
           <w:p>
             <w:pPr>
@@ -3163,7 +3079,6 @@
               <w:bottom w:val="single" w:sz="4" w:space="0" w:color="auto"/>
               <w:right w:val="single" w:sz="4" w:space="0" w:color="auto"/>
             </w:tcBorders>
-            <w:shd w:val="clear" w:color="auto" w:fill="auto"/>
           </w:tcPr>
           <w:p>
             <w:pPr>
@@ -4639,7 +4554,6 @@
         <w:tc>
           <w:tcPr>
             <w:tcW w:w="11482" w:type="dxa"/>
-            <w:shd w:val="clear" w:color="auto" w:fill="auto"/>
           </w:tcPr>
           <w:p>
             <w:pPr>
@@ -4653,20 +4567,79 @@
               </w:rPr>
             </w:pPr>
             <w:r>
+              <w:rPr>
+                <w:rFonts w:ascii="Times New Roman" w:hAnsi="Times New Roman" w:cs="Times New Roman"/>
+              </w:rPr>
+              <w:lastRenderedPageBreak/>
               <w:br/>
+            </w:r>
+            <w:r>
+              <w:rPr>
+                <w:rFonts w:ascii="Times New Roman" w:hAnsi="Times New Roman" w:cs="Times New Roman"/>
+              </w:rPr>
               <w:br/>
+            </w:r>
+            <w:r>
+              <w:rPr>
+                <w:rFonts w:ascii="Times New Roman" w:hAnsi="Times New Roman" w:cs="Times New Roman"/>
+              </w:rPr>
               <w:br/>
               <w:t>Thành phố Hồ Chí Minh, ngày 01 tháng 08 năm 2026</w:t>
+            </w:r>
+            <w:r>
+              <w:rPr>
+                <w:rFonts w:ascii="Times New Roman" w:hAnsi="Times New Roman" w:cs="Times New Roman"/>
+              </w:rPr>
               <w:br/>
-              <w:t>NGƯỜI ĐẠI DIỆN THEO PHÁP LUẬT/CHỦ TỊCH HỘI ĐỒNG THÀNH VIÊN CỦA CÔNG TY</w:t>
+              <w:t>CHỦ TỊCH HỘI ĐỒNG THÀNH VIÊN CỦA CÔNG TY</w:t>
+            </w:r>
+            <w:r>
+              <w:rPr>
+                <w:rFonts w:ascii="Times New Roman" w:hAnsi="Times New Roman" w:cs="Times New Roman"/>
+              </w:rPr>
               <w:br/>
               <w:t>(Ký và ghi họ tên)</w:t>
+            </w:r>
+            <w:r>
+              <w:rPr>
+                <w:rFonts w:ascii="Times New Roman" w:hAnsi="Times New Roman" w:cs="Times New Roman"/>
+              </w:rPr>
               <w:br/>
+            </w:r>
+            <w:r>
+              <w:rPr>
+                <w:rFonts w:ascii="Times New Roman" w:hAnsi="Times New Roman" w:cs="Times New Roman"/>
+              </w:rPr>
               <w:br/>
+            </w:r>
+            <w:r>
+              <w:rPr>
+                <w:rFonts w:ascii="Times New Roman" w:hAnsi="Times New Roman" w:cs="Times New Roman"/>
+              </w:rPr>
               <w:br/>
+            </w:r>
+            <w:r>
+              <w:rPr>
+                <w:rFonts w:ascii="Times New Roman" w:hAnsi="Times New Roman" w:cs="Times New Roman"/>
+              </w:rPr>
               <w:br/>
+            </w:r>
+            <w:r>
+              <w:rPr>
+                <w:rFonts w:ascii="Times New Roman" w:hAnsi="Times New Roman" w:cs="Times New Roman"/>
+              </w:rPr>
               <w:br/>
+            </w:r>
+            <w:r>
+              <w:rPr>
+                <w:rFonts w:ascii="Times New Roman" w:hAnsi="Times New Roman" w:cs="Times New Roman"/>
+              </w:rPr>
               <w:br/>
+            </w:r>
+            <w:r>
+              <w:rPr>
+                <w:rFonts w:ascii="Times New Roman" w:hAnsi="Times New Roman" w:cs="Times New Roman"/>
+              </w:rPr>
               <w:br/>
               <w:t>PHẠM DUY TÂN</w:t>
             </w:r>
@@ -4694,7 +4667,7 @@
 </file>
 
 <file path=word/endnotes.xml><?xml version="1.0" encoding="utf-8"?>
-<w:endnotes xmlns:wpc="http://schemas.microsoft.com/office/word/2010/wordprocessingCanvas" xmlns:cx="http://schemas.microsoft.com/office/drawing/2014/chartex" xmlns:cx1="http://schemas.microsoft.com/office/drawing/2015/9/8/chartex" xmlns:mc="http://schemas.openxmlformats.org/markup-compatibility/2006" xmlns:o="urn:schemas-microsoft-com:office:office" xmlns:r="http://schemas.openxmlformats.org/officeDocument/2006/relationships" xmlns:m="http://schemas.openxmlformats.org/officeDocument/2006/math" xmlns:v="urn:schemas-microsoft-com:vml" xmlns:wp14="http://schemas.microsoft.com/office/word/2010/wordprocessingDrawing" xmlns:wp="http://schemas.openxmlformats.org/drawingml/2006/wordprocessingDrawing" xmlns:w10="urn:schemas-microsoft-com:office:word" xmlns:w="http://schemas.openxmlformats.org/wordprocessingml/2006/main" xmlns:w14="http://schemas.microsoft.com/office/word/2010/wordml" xmlns:w15="http://schemas.microsoft.com/office/word/2012/wordml" xmlns:w16se="http://schemas.microsoft.com/office/word/2015/wordml/symex" xmlns:wpg="http://schemas.microsoft.com/office/word/2010/wordprocessingGroup" xmlns:wpi="http://schemas.microsoft.com/office/word/2010/wordprocessingInk" xmlns:wne="http://schemas.microsoft.com/office/word/2006/wordml" xmlns:wps="http://schemas.microsoft.com/office/word/2010/wordprocessingShape" mc:Ignorable="w14 w15 w16se wp14">
+<w:endnotes xmlns:wpc="http://schemas.microsoft.com/office/word/2010/wordprocessingCanvas" xmlns:cx="http://schemas.microsoft.com/office/drawing/2014/chartex" xmlns:cx1="http://schemas.microsoft.com/office/drawing/2015/9/8/chartex" xmlns:cx2="http://schemas.microsoft.com/office/drawing/2015/10/21/chartex" xmlns:cx3="http://schemas.microsoft.com/office/drawing/2016/5/9/chartex" xmlns:cx4="http://schemas.microsoft.com/office/drawing/2016/5/10/chartex" xmlns:cx5="http://schemas.microsoft.com/office/drawing/2016/5/11/chartex" xmlns:cx6="http://schemas.microsoft.com/office/drawing/2016/5/12/chartex" xmlns:cx7="http://schemas.microsoft.com/office/drawing/2016/5/13/chartex" xmlns:cx8="http://schemas.microsoft.com/office/drawing/2016/5/14/chartex" xmlns:mc="http://schemas.openxmlformats.org/markup-compatibility/2006" xmlns:aink="http://schemas.microsoft.com/office/drawing/2016/ink" xmlns:am3d="http://schemas.microsoft.com/office/drawing/2017/model3d" xmlns:o="urn:schemas-microsoft-com:office:office" xmlns:oel="http://schemas.microsoft.com/office/2019/extlst" xmlns:r="http://schemas.openxmlformats.org/officeDocument/2006/relationships" xmlns:m="http://schemas.openxmlformats.org/officeDocument/2006/math" xmlns:v="urn:schemas-microsoft-com:vml" xmlns:wp14="http://schemas.microsoft.com/office/word/2010/wordprocessingDrawing" xmlns:wp="http://schemas.openxmlformats.org/drawingml/2006/wordprocessingDrawing" xmlns:w10="urn:schemas-microsoft-com:office:word" xmlns:w="http://schemas.openxmlformats.org/wordprocessingml/2006/main" xmlns:w14="http://schemas.microsoft.com/office/word/2010/wordml" xmlns:w15="http://schemas.microsoft.com/office/word/2012/wordml" xmlns:w16cex="http://schemas.microsoft.com/office/word/2018/wordml/cex" xmlns:w16cid="http://schemas.microsoft.com/office/word/2016/wordml/cid" xmlns:w16="http://schemas.microsoft.com/office/word/2018/wordml" xmlns:w16du="http://schemas.microsoft.com/office/word/2023/wordml/word16du" xmlns:w16sdtdh="http://schemas.microsoft.com/office/word/2020/wordml/sdtdatahash" xmlns:w16sdtfl="http://schemas.microsoft.com/office/word/2024/wordml/sdtformatlock" xmlns:w16se="http://schemas.microsoft.com/office/word/2015/wordml/symex" xmlns:wpg="http://schemas.microsoft.com/office/word/2010/wordprocessingGroup" xmlns:wpi="http://schemas.microsoft.com/office/word/2010/wordprocessingInk" xmlns:wne="http://schemas.microsoft.com/office/word/2006/wordml" xmlns:wps="http://schemas.microsoft.com/office/word/2010/wordprocessingShape" mc:Ignorable="w14 w15 w16se w16cid w16 w16cex w16sdtdh w16sdtfl w16du wp14">
   <w:endnote w:type="separator" w:id="-1">
     <w:p>
       <w:pPr>
@@ -4719,7 +4692,7 @@
 </file>
 
 <file path=word/footnotes.xml><?xml version="1.0" encoding="utf-8"?>
-<w:footnotes xmlns:wpc="http://schemas.microsoft.com/office/word/2010/wordprocessingCanvas" xmlns:cx="http://schemas.microsoft.com/office/drawing/2014/chartex" xmlns:cx1="http://schemas.microsoft.com/office/drawing/2015/9/8/chartex" xmlns:mc="http://schemas.openxmlformats.org/markup-compatibility/2006" xmlns:o="urn:schemas-microsoft-com:office:office" xmlns:r="http://schemas.openxmlformats.org/officeDocument/2006/relationships" xmlns:m="http://schemas.openxmlformats.org/officeDocument/2006/math" xmlns:v="urn:schemas-microsoft-com:vml" xmlns:wp14="http://schemas.microsoft.com/office/word/2010/wordprocessingDrawing" xmlns:wp="http://schemas.openxmlformats.org/drawingml/2006/wordprocessingDrawing" xmlns:w10="urn:schemas-microsoft-com:office:word" xmlns:w="http://schemas.openxmlformats.org/wordprocessingml/2006/main" xmlns:w14="http://schemas.microsoft.com/office/word/2010/wordml" xmlns:w15="http://schemas.microsoft.com/office/word/2012/wordml" xmlns:w16se="http://schemas.microsoft.com/office/word/2015/wordml/symex" xmlns:wpg="http://schemas.microsoft.com/office/word/2010/wordprocessingGroup" xmlns:wpi="http://schemas.microsoft.com/office/word/2010/wordprocessingInk" xmlns:wne="http://schemas.microsoft.com/office/word/2006/wordml" xmlns:wps="http://schemas.microsoft.com/office/word/2010/wordprocessingShape" mc:Ignorable="w14 w15 w16se wp14">
+<w:footnotes xmlns:wpc="http://schemas.microsoft.com/office/word/2010/wordprocessingCanvas" xmlns:cx="http://schemas.microsoft.com/office/drawing/2014/chartex" xmlns:cx1="http://schemas.microsoft.com/office/drawing/2015/9/8/chartex" xmlns:cx2="http://schemas.microsoft.com/office/drawing/2015/10/21/chartex" xmlns:cx3="http://schemas.microsoft.com/office/drawing/2016/5/9/chartex" xmlns:cx4="http://schemas.microsoft.com/office/drawing/2016/5/10/chartex" xmlns:cx5="http://schemas.microsoft.com/office/drawing/2016/5/11/chartex" xmlns:cx6="http://schemas.microsoft.com/office/drawing/2016/5/12/chartex" xmlns:cx7="http://schemas.microsoft.com/office/drawing/2016/5/13/chartex" xmlns:cx8="http://schemas.microsoft.com/office/drawing/2016/5/14/chartex" xmlns:mc="http://schemas.openxmlformats.org/markup-compatibility/2006" xmlns:aink="http://schemas.microsoft.com/office/drawing/2016/ink" xmlns:am3d="http://schemas.microsoft.com/office/drawing/2017/model3d" xmlns:o="urn:schemas-microsoft-com:office:office" xmlns:oel="http://schemas.microsoft.com/office/2019/extlst" xmlns:r="http://schemas.openxmlformats.org/officeDocument/2006/relationships" xmlns:m="http://schemas.openxmlformats.org/officeDocument/2006/math" xmlns:v="urn:schemas-microsoft-com:vml" xmlns:wp14="http://schemas.microsoft.com/office/word/2010/wordprocessingDrawing" xmlns:wp="http://schemas.openxmlformats.org/drawingml/2006/wordprocessingDrawing" xmlns:w10="urn:schemas-microsoft-com:office:word" xmlns:w="http://schemas.openxmlformats.org/wordprocessingml/2006/main" xmlns:w14="http://schemas.microsoft.com/office/word/2010/wordml" xmlns:w15="http://schemas.microsoft.com/office/word/2012/wordml" xmlns:w16cex="http://schemas.microsoft.com/office/word/2018/wordml/cex" xmlns:w16cid="http://schemas.microsoft.com/office/word/2016/wordml/cid" xmlns:w16="http://schemas.microsoft.com/office/word/2018/wordml" xmlns:w16du="http://schemas.microsoft.com/office/word/2023/wordml/word16du" xmlns:w16sdtdh="http://schemas.microsoft.com/office/word/2020/wordml/sdtdatahash" xmlns:w16sdtfl="http://schemas.microsoft.com/office/word/2024/wordml/sdtformatlock" xmlns:w16se="http://schemas.microsoft.com/office/word/2015/wordml/symex" xmlns:wpg="http://schemas.microsoft.com/office/word/2010/wordprocessingGroup" xmlns:wpi="http://schemas.microsoft.com/office/word/2010/wordprocessingInk" xmlns:wne="http://schemas.microsoft.com/office/word/2006/wordml" xmlns:wps="http://schemas.microsoft.com/office/word/2010/wordprocessingShape" mc:Ignorable="w14 w15 w16se w16cid w16 w16cex w16sdtdh w16sdtfl w16du wp14">
   <w:footnote w:type="separator" w:id="-1">
     <w:p>
       <w:pPr>
@@ -5039,71 +5012,11 @@
       </w:r>
     </w:p>
   </w:footnote>
-  <w:footnote w:id="8">
-    <w:p>
-      <w:pPr>
-        <w:pStyle w:val="FootnoteText"/>
-        <w:jc w:val="both"/>
-        <w:rPr>
-          <w:spacing w:val="-10"/>
-        </w:rPr>
-      </w:pPr>
-      <w:r>
-        <w:rPr>
-          <w:rStyle w:val="FootnoteReference"/>
-          <w:spacing w:val="-10"/>
-        </w:rPr>
-        <w:t>13</w:t>
-      </w:r>
-      <w:r>
-        <w:rPr>
-          <w:spacing w:val="-10"/>
-        </w:rPr>
-        <w:t xml:space="preserve"> - Người đại diện theo pháp luật của doanh nghiệp ký trực tiếp vào phần này. </w:t>
-      </w:r>
-    </w:p>
-    <w:p>
-      <w:pPr>
-        <w:pStyle w:val="FootnoteText"/>
-        <w:jc w:val="both"/>
-        <w:rPr>
-          <w:spacing w:val="-10"/>
-        </w:rPr>
-      </w:pPr>
-      <w:r>
-        <w:rPr>
-          <w:spacing w:val="-10"/>
-        </w:rPr>
-        <w:t>- Trường hợp đăng ký chuyển đổi loại hình doanh nghiệp đồng thời đăng ký thay đổi người đại diện theo pháp luật thì Chủ tịch Hội đồng thành viên của công ty sau chuyển đổi ký trực tiếp vào phần này.</w:t>
-      </w:r>
-    </w:p>
-    <w:p>
-      <w:pPr>
-        <w:pStyle w:val="FootnoteText"/>
-        <w:jc w:val="both"/>
-        <w:rPr>
-          <w:spacing w:val="-10"/>
-        </w:rPr>
-      </w:pPr>
-      <w:r>
-        <w:rPr>
-          <w:spacing w:val="-10"/>
-        </w:rPr>
-        <w:t xml:space="preserve">- </w:t>
-      </w:r>
-      <w:r>
-        <w:rPr>
-          <w:spacing w:val="-10"/>
-        </w:rPr>
-        <w:t>Trường hợp Tòa án hoặc Trọng tài chỉ định người thực hiện thủ tục đăng ký doanh nghiệp thì người được chỉ định ký trực tiếp vào phần này.</w:t>
-      </w:r>
-    </w:p>
-  </w:footnote>
 </w:footnotes>
 </file>
 
 <file path=word/numbering.xml><?xml version="1.0" encoding="utf-8"?>
-<w:numbering xmlns:wpc="http://schemas.microsoft.com/office/word/2010/wordprocessingCanvas" xmlns:cx="http://schemas.microsoft.com/office/drawing/2014/chartex" xmlns:cx1="http://schemas.microsoft.com/office/drawing/2015/9/8/chartex" xmlns:mc="http://schemas.openxmlformats.org/markup-compatibility/2006" xmlns:o="urn:schemas-microsoft-com:office:office" xmlns:r="http://schemas.openxmlformats.org/officeDocument/2006/relationships" xmlns:m="http://schemas.openxmlformats.org/officeDocument/2006/math" xmlns:v="urn:schemas-microsoft-com:vml" xmlns:wp14="http://schemas.microsoft.com/office/word/2010/wordprocessingDrawing" xmlns:wp="http://schemas.openxmlformats.org/drawingml/2006/wordprocessingDrawing" xmlns:w10="urn:schemas-microsoft-com:office:word" xmlns:w="http://schemas.openxmlformats.org/wordprocessingml/2006/main" xmlns:w14="http://schemas.microsoft.com/office/word/2010/wordml" xmlns:w15="http://schemas.microsoft.com/office/word/2012/wordml" xmlns:w16se="http://schemas.microsoft.com/office/word/2015/wordml/symex" xmlns:wpg="http://schemas.microsoft.com/office/word/2010/wordprocessingGroup" xmlns:wpi="http://schemas.microsoft.com/office/word/2010/wordprocessingInk" xmlns:wne="http://schemas.microsoft.com/office/word/2006/wordml" xmlns:wps="http://schemas.microsoft.com/office/word/2010/wordprocessingShape" mc:Ignorable="w14 w15 w16se wp14">
+<w:numbering xmlns:wpc="http://schemas.microsoft.com/office/word/2010/wordprocessingCanvas" xmlns:cx="http://schemas.microsoft.com/office/drawing/2014/chartex" xmlns:cx1="http://schemas.microsoft.com/office/drawing/2015/9/8/chartex" xmlns:cx2="http://schemas.microsoft.com/office/drawing/2015/10/21/chartex" xmlns:cx3="http://schemas.microsoft.com/office/drawing/2016/5/9/chartex" xmlns:cx4="http://schemas.microsoft.com/office/drawing/2016/5/10/chartex" xmlns:cx5="http://schemas.microsoft.com/office/drawing/2016/5/11/chartex" xmlns:cx6="http://schemas.microsoft.com/office/drawing/2016/5/12/chartex" xmlns:cx7="http://schemas.microsoft.com/office/drawing/2016/5/13/chartex" xmlns:cx8="http://schemas.microsoft.com/office/drawing/2016/5/14/chartex" xmlns:mc="http://schemas.openxmlformats.org/markup-compatibility/2006" xmlns:aink="http://schemas.microsoft.com/office/drawing/2016/ink" xmlns:am3d="http://schemas.microsoft.com/office/drawing/2017/model3d" xmlns:o="urn:schemas-microsoft-com:office:office" xmlns:oel="http://schemas.microsoft.com/office/2019/extlst" xmlns:r="http://schemas.openxmlformats.org/officeDocument/2006/relationships" xmlns:m="http://schemas.openxmlformats.org/officeDocument/2006/math" xmlns:v="urn:schemas-microsoft-com:vml" xmlns:wp14="http://schemas.microsoft.com/office/word/2010/wordprocessingDrawing" xmlns:wp="http://schemas.openxmlformats.org/drawingml/2006/wordprocessingDrawing" xmlns:w10="urn:schemas-microsoft-com:office:word" xmlns:w="http://schemas.openxmlformats.org/wordprocessingml/2006/main" xmlns:w14="http://schemas.microsoft.com/office/word/2010/wordml" xmlns:w15="http://schemas.microsoft.com/office/word/2012/wordml" xmlns:w16cex="http://schemas.microsoft.com/office/word/2018/wordml/cex" xmlns:w16cid="http://schemas.microsoft.com/office/word/2016/wordml/cid" xmlns:w16="http://schemas.microsoft.com/office/word/2018/wordml" xmlns:w16du="http://schemas.microsoft.com/office/word/2023/wordml/word16du" xmlns:w16sdtdh="http://schemas.microsoft.com/office/word/2020/wordml/sdtdatahash" xmlns:w16sdtfl="http://schemas.microsoft.com/office/word/2024/wordml/sdtformatlock" xmlns:w16se="http://schemas.microsoft.com/office/word/2015/wordml/symex" xmlns:wpg="http://schemas.microsoft.com/office/word/2010/wordprocessingGroup" xmlns:wpi="http://schemas.microsoft.com/office/word/2010/wordprocessingInk" xmlns:wne="http://schemas.microsoft.com/office/word/2006/wordml" xmlns:wps="http://schemas.microsoft.com/office/word/2010/wordprocessingShape" mc:Ignorable="w14 w15 w16se w16cid w16 w16cex w16sdtdh w16sdtfl w16du wp14">
   <w:abstractNum w:abstractNumId="0" w15:restartNumberingAfterBreak="0">
     <w:nsid w:val="5AD55BB2"/>
     <w:multiLevelType w:val="hybridMultilevel"/>
@@ -5196,14 +5109,14 @@
       </w:pPr>
     </w:lvl>
   </w:abstractNum>
-  <w:num w:numId="1">
+  <w:num w:numId="1" w16cid:durableId="1133913118">
     <w:abstractNumId w:val="0"/>
   </w:num>
 </w:numbering>
 </file>
 
 <file path=word/styles.xml><?xml version="1.0" encoding="utf-8"?>
-<w:styles xmlns:mc="http://schemas.openxmlformats.org/markup-compatibility/2006" xmlns:r="http://schemas.openxmlformats.org/officeDocument/2006/relationships" xmlns:w="http://schemas.openxmlformats.org/wordprocessingml/2006/main" xmlns:w14="http://schemas.microsoft.com/office/word/2010/wordml" xmlns:w15="http://schemas.microsoft.com/office/word/2012/wordml" xmlns:w16se="http://schemas.microsoft.com/office/word/2015/wordml/symex" mc:Ignorable="w14 w15 w16se">
+<w:styles xmlns:mc="http://schemas.openxmlformats.org/markup-compatibility/2006" xmlns:r="http://schemas.openxmlformats.org/officeDocument/2006/relationships" xmlns:w="http://schemas.openxmlformats.org/wordprocessingml/2006/main" xmlns:w14="http://schemas.microsoft.com/office/word/2010/wordml" xmlns:w15="http://schemas.microsoft.com/office/word/2012/wordml" xmlns:w16cex="http://schemas.microsoft.com/office/word/2018/wordml/cex" xmlns:w16cid="http://schemas.microsoft.com/office/word/2016/wordml/cid" xmlns:w16="http://schemas.microsoft.com/office/word/2018/wordml" xmlns:w16du="http://schemas.microsoft.com/office/word/2023/wordml/word16du" xmlns:w16sdtdh="http://schemas.microsoft.com/office/word/2020/wordml/sdtdatahash" xmlns:w16sdtfl="http://schemas.microsoft.com/office/word/2024/wordml/sdtformatlock" xmlns:w16se="http://schemas.microsoft.com/office/word/2015/wordml/symex" mc:Ignorable="w14 w15 w16se w16cid w16 w16cex w16sdtdh w16sdtfl w16du">
   <w:docDefaults>
     <w:rPrDefault>
       <w:rPr>
@@ -5219,7 +5132,7 @@
       </w:pPr>
     </w:pPrDefault>
   </w:docDefaults>
-  <w:latentStyles w:defLockedState="0" w:defUIPriority="99" w:defSemiHidden="0" w:defUnhideWhenUsed="0" w:defQFormat="0" w:count="371">
+  <w:latentStyles w:defLockedState="0" w:defUIPriority="99" w:defSemiHidden="0" w:defUnhideWhenUsed="0" w:defQFormat="0" w:count="376">
     <w:lsdException w:name="Normal" w:uiPriority="0" w:qFormat="1"/>
     <w:lsdException w:name="heading 1" w:uiPriority="9" w:qFormat="1"/>
     <w:lsdException w:name="heading 2" w:semiHidden="1" w:uiPriority="9" w:unhideWhenUsed="1" w:qFormat="1"/>
@@ -5591,6 +5504,11 @@
     <w:lsdException w:name="List Table 5 Dark Accent 6" w:uiPriority="50"/>
     <w:lsdException w:name="List Table 6 Colorful Accent 6" w:uiPriority="51"/>
     <w:lsdException w:name="List Table 7 Colorful Accent 6" w:uiPriority="52"/>
+    <w:lsdException w:name="Mention" w:semiHidden="1" w:unhideWhenUsed="1"/>
+    <w:lsdException w:name="Smart Hyperlink" w:semiHidden="1" w:unhideWhenUsed="1"/>
+    <w:lsdException w:name="Hashtag" w:semiHidden="1" w:unhideWhenUsed="1"/>
+    <w:lsdException w:name="Unresolved Mention" w:semiHidden="1" w:unhideWhenUsed="1"/>
+    <w:lsdException w:name="Smart Link" w:semiHidden="1" w:unhideWhenUsed="1"/>
   </w:latentStyles>
   <w:style w:type="paragraph" w:default="1" w:styleId="Normal">
     <w:name w:val="Normal"/>

--- a/CÔNG TY TNHH DUY TÂN FOODS/DuyTan_ChuyenDoiLoaiHinhDN/HoSo_DuyTan_01082026/HoSo_DuyTan_01082026/04_DuyTan_DanhSach_ThanhVien_MauSo6.docx
+++ b/CÔNG TY TNHH DUY TÂN FOODS/DuyTan_ChuyenDoiLoaiHinhDN/HoSo_DuyTan_01082026/HoSo_DuyTan_01082026/04_DuyTan_DanhSach_ThanhVien_MauSo6.docx
@@ -1,6 +1,6 @@
 
 <file path=word/document.xml><?xml version="1.0" encoding="utf-8"?>
-<w:document xmlns:wpc="http://schemas.microsoft.com/office/word/2010/wordprocessingCanvas" xmlns:cx="http://schemas.microsoft.com/office/drawing/2014/chartex" xmlns:cx1="http://schemas.microsoft.com/office/drawing/2015/9/8/chartex" xmlns:cx2="http://schemas.microsoft.com/office/drawing/2015/10/21/chartex" xmlns:cx3="http://schemas.microsoft.com/office/drawing/2016/5/9/chartex" xmlns:cx4="http://schemas.microsoft.com/office/drawing/2016/5/10/chartex" xmlns:cx5="http://schemas.microsoft.com/office/drawing/2016/5/11/chartex" xmlns:cx6="http://schemas.microsoft.com/office/drawing/2016/5/12/chartex" xmlns:cx7="http://schemas.microsoft.com/office/drawing/2016/5/13/chartex" xmlns:cx8="http://schemas.microsoft.com/office/drawing/2016/5/14/chartex" xmlns:mc="http://schemas.openxmlformats.org/markup-compatibility/2006" xmlns:aink="http://schemas.microsoft.com/office/drawing/2016/ink" xmlns:am3d="http://schemas.microsoft.com/office/drawing/2017/model3d" xmlns:o="urn:schemas-microsoft-com:office:office" xmlns:oel="http://schemas.microsoft.com/office/2019/extlst" xmlns:r="http://schemas.openxmlformats.org/officeDocument/2006/relationships" xmlns:m="http://schemas.openxmlformats.org/officeDocument/2006/math" xmlns:v="urn:schemas-microsoft-com:vml" xmlns:wp14="http://schemas.microsoft.com/office/word/2010/wordprocessingDrawing" xmlns:wp="http://schemas.openxmlformats.org/drawingml/2006/wordprocessingDrawing" xmlns:w10="urn:schemas-microsoft-com:office:word" xmlns:w="http://schemas.openxmlformats.org/wordprocessingml/2006/main" xmlns:w14="http://schemas.microsoft.com/office/word/2010/wordml" xmlns:w15="http://schemas.microsoft.com/office/word/2012/wordml" xmlns:w16cex="http://schemas.microsoft.com/office/word/2018/wordml/cex" xmlns:w16cid="http://schemas.microsoft.com/office/word/2016/wordml/cid" xmlns:w16="http://schemas.microsoft.com/office/word/2018/wordml" xmlns:w16du="http://schemas.microsoft.com/office/word/2023/wordml/word16du" xmlns:w16sdtdh="http://schemas.microsoft.com/office/word/2020/wordml/sdtdatahash" xmlns:w16sdtfl="http://schemas.microsoft.com/office/word/2024/wordml/sdtformatlock" xmlns:w16se="http://schemas.microsoft.com/office/word/2015/wordml/symex" xmlns:wpg="http://schemas.microsoft.com/office/word/2010/wordprocessingGroup" xmlns:wpi="http://schemas.microsoft.com/office/word/2010/wordprocessingInk" xmlns:wne="http://schemas.microsoft.com/office/word/2006/wordml" xmlns:wps="http://schemas.microsoft.com/office/word/2010/wordprocessingShape" mc:Ignorable="w14 w15 w16se w16cid w16 w16cex w16sdtdh w16sdtfl w16du wp14">
+<w:document xmlns:wpc="http://schemas.microsoft.com/office/word/2010/wordprocessingCanvas" xmlns:cx="http://schemas.microsoft.com/office/drawing/2014/chartex" xmlns:cx1="http://schemas.microsoft.com/office/drawing/2015/9/8/chartex" xmlns:mc="http://schemas.openxmlformats.org/markup-compatibility/2006" xmlns:o="urn:schemas-microsoft-com:office:office" xmlns:r="http://schemas.openxmlformats.org/officeDocument/2006/relationships" xmlns:m="http://schemas.openxmlformats.org/officeDocument/2006/math" xmlns:v="urn:schemas-microsoft-com:vml" xmlns:wp14="http://schemas.microsoft.com/office/word/2010/wordprocessingDrawing" xmlns:wp="http://schemas.openxmlformats.org/drawingml/2006/wordprocessingDrawing" xmlns:w10="urn:schemas-microsoft-com:office:word" xmlns:w="http://schemas.openxmlformats.org/wordprocessingml/2006/main" xmlns:w14="http://schemas.microsoft.com/office/word/2010/wordml" xmlns:w15="http://schemas.microsoft.com/office/word/2012/wordml" xmlns:w16se="http://schemas.microsoft.com/office/word/2015/wordml/symex" xmlns:wpg="http://schemas.microsoft.com/office/word/2010/wordprocessingGroup" xmlns:wpi="http://schemas.microsoft.com/office/word/2010/wordprocessingInk" xmlns:wne="http://schemas.microsoft.com/office/word/2006/wordml" xmlns:wps="http://schemas.microsoft.com/office/word/2010/wordprocessingShape" mc:Ignorable="w14 w15 w16se wp14">
   <w:body>
     <w:p>
       <w:pPr>
@@ -1943,7 +1943,21 @@
                 <w:rFonts w:ascii="Times New Roman" w:eastAsia="Calibri" w:hAnsi="Times New Roman" w:cs="Times New Roman"/>
                 <w:spacing w:val="-20"/>
               </w:rPr>
-              <w:t>01/08/2026</w:t>
+              <w:t>0</w:t>
+            </w:r>
+            <w:r>
+              <w:rPr>
+                <w:rFonts w:ascii="Times New Roman" w:eastAsia="Calibri" w:hAnsi="Times New Roman" w:cs="Times New Roman"/>
+                <w:spacing w:val="-20"/>
+              </w:rPr>
+              <w:t>3</w:t>
+            </w:r>
+            <w:r>
+              <w:rPr>
+                <w:rFonts w:ascii="Times New Roman" w:eastAsia="Calibri" w:hAnsi="Times New Roman" w:cs="Times New Roman"/>
+                <w:spacing w:val="-20"/>
+              </w:rPr>
+              <w:t>/08/2026</w:t>
             </w:r>
           </w:p>
         </w:tc>
@@ -4584,7 +4598,21 @@
                 <w:rFonts w:ascii="Times New Roman" w:hAnsi="Times New Roman" w:cs="Times New Roman"/>
               </w:rPr>
               <w:br/>
-              <w:t>Thành phố Hồ Chí Minh, ngày 01 tháng 08 năm 2026</w:t>
+              <w:t>Thành phố Hồ Chí Minh, ngày 0</w:t>
+            </w:r>
+            <w:r>
+              <w:rPr>
+                <w:rFonts w:ascii="Times New Roman" w:hAnsi="Times New Roman" w:cs="Times New Roman"/>
+              </w:rPr>
+              <w:t>3</w:t>
+            </w:r>
+            <w:bookmarkStart w:id="0" w:name="_GoBack"/>
+            <w:bookmarkEnd w:id="0"/>
+            <w:r>
+              <w:rPr>
+                <w:rFonts w:ascii="Times New Roman" w:hAnsi="Times New Roman" w:cs="Times New Roman"/>
+              </w:rPr>
+              <w:t xml:space="preserve"> tháng 08 năm 2026</w:t>
             </w:r>
             <w:r>
               <w:rPr>
@@ -4667,7 +4695,7 @@
 </file>
 
 <file path=word/endnotes.xml><?xml version="1.0" encoding="utf-8"?>
-<w:endnotes xmlns:wpc="http://schemas.microsoft.com/office/word/2010/wordprocessingCanvas" xmlns:cx="http://schemas.microsoft.com/office/drawing/2014/chartex" xmlns:cx1="http://schemas.microsoft.com/office/drawing/2015/9/8/chartex" xmlns:cx2="http://schemas.microsoft.com/office/drawing/2015/10/21/chartex" xmlns:cx3="http://schemas.microsoft.com/office/drawing/2016/5/9/chartex" xmlns:cx4="http://schemas.microsoft.com/office/drawing/2016/5/10/chartex" xmlns:cx5="http://schemas.microsoft.com/office/drawing/2016/5/11/chartex" xmlns:cx6="http://schemas.microsoft.com/office/drawing/2016/5/12/chartex" xmlns:cx7="http://schemas.microsoft.com/office/drawing/2016/5/13/chartex" xmlns:cx8="http://schemas.microsoft.com/office/drawing/2016/5/14/chartex" xmlns:mc="http://schemas.openxmlformats.org/markup-compatibility/2006" xmlns:aink="http://schemas.microsoft.com/office/drawing/2016/ink" xmlns:am3d="http://schemas.microsoft.com/office/drawing/2017/model3d" xmlns:o="urn:schemas-microsoft-com:office:office" xmlns:oel="http://schemas.microsoft.com/office/2019/extlst" xmlns:r="http://schemas.openxmlformats.org/officeDocument/2006/relationships" xmlns:m="http://schemas.openxmlformats.org/officeDocument/2006/math" xmlns:v="urn:schemas-microsoft-com:vml" xmlns:wp14="http://schemas.microsoft.com/office/word/2010/wordprocessingDrawing" xmlns:wp="http://schemas.openxmlformats.org/drawingml/2006/wordprocessingDrawing" xmlns:w10="urn:schemas-microsoft-com:office:word" xmlns:w="http://schemas.openxmlformats.org/wordprocessingml/2006/main" xmlns:w14="http://schemas.microsoft.com/office/word/2010/wordml" xmlns:w15="http://schemas.microsoft.com/office/word/2012/wordml" xmlns:w16cex="http://schemas.microsoft.com/office/word/2018/wordml/cex" xmlns:w16cid="http://schemas.microsoft.com/office/word/2016/wordml/cid" xmlns:w16="http://schemas.microsoft.com/office/word/2018/wordml" xmlns:w16du="http://schemas.microsoft.com/office/word/2023/wordml/word16du" xmlns:w16sdtdh="http://schemas.microsoft.com/office/word/2020/wordml/sdtdatahash" xmlns:w16sdtfl="http://schemas.microsoft.com/office/word/2024/wordml/sdtformatlock" xmlns:w16se="http://schemas.microsoft.com/office/word/2015/wordml/symex" xmlns:wpg="http://schemas.microsoft.com/office/word/2010/wordprocessingGroup" xmlns:wpi="http://schemas.microsoft.com/office/word/2010/wordprocessingInk" xmlns:wne="http://schemas.microsoft.com/office/word/2006/wordml" xmlns:wps="http://schemas.microsoft.com/office/word/2010/wordprocessingShape" mc:Ignorable="w14 w15 w16se w16cid w16 w16cex w16sdtdh w16sdtfl w16du wp14">
+<w:endnotes xmlns:wpc="http://schemas.microsoft.com/office/word/2010/wordprocessingCanvas" xmlns:cx="http://schemas.microsoft.com/office/drawing/2014/chartex" xmlns:cx1="http://schemas.microsoft.com/office/drawing/2015/9/8/chartex" xmlns:mc="http://schemas.openxmlformats.org/markup-compatibility/2006" xmlns:o="urn:schemas-microsoft-com:office:office" xmlns:r="http://schemas.openxmlformats.org/officeDocument/2006/relationships" xmlns:m="http://schemas.openxmlformats.org/officeDocument/2006/math" xmlns:v="urn:schemas-microsoft-com:vml" xmlns:wp14="http://schemas.microsoft.com/office/word/2010/wordprocessingDrawing" xmlns:wp="http://schemas.openxmlformats.org/drawingml/2006/wordprocessingDrawing" xmlns:w10="urn:schemas-microsoft-com:office:word" xmlns:w="http://schemas.openxmlformats.org/wordprocessingml/2006/main" xmlns:w14="http://schemas.microsoft.com/office/word/2010/wordml" xmlns:w15="http://schemas.microsoft.com/office/word/2012/wordml" xmlns:w16se="http://schemas.microsoft.com/office/word/2015/wordml/symex" xmlns:wpg="http://schemas.microsoft.com/office/word/2010/wordprocessingGroup" xmlns:wpi="http://schemas.microsoft.com/office/word/2010/wordprocessingInk" xmlns:wne="http://schemas.microsoft.com/office/word/2006/wordml" xmlns:wps="http://schemas.microsoft.com/office/word/2010/wordprocessingShape" mc:Ignorable="w14 w15 w16se wp14">
   <w:endnote w:type="separator" w:id="-1">
     <w:p>
       <w:pPr>
@@ -4692,7 +4720,7 @@
 </file>
 
 <file path=word/footnotes.xml><?xml version="1.0" encoding="utf-8"?>
-<w:footnotes xmlns:wpc="http://schemas.microsoft.com/office/word/2010/wordprocessingCanvas" xmlns:cx="http://schemas.microsoft.com/office/drawing/2014/chartex" xmlns:cx1="http://schemas.microsoft.com/office/drawing/2015/9/8/chartex" xmlns:cx2="http://schemas.microsoft.com/office/drawing/2015/10/21/chartex" xmlns:cx3="http://schemas.microsoft.com/office/drawing/2016/5/9/chartex" xmlns:cx4="http://schemas.microsoft.com/office/drawing/2016/5/10/chartex" xmlns:cx5="http://schemas.microsoft.com/office/drawing/2016/5/11/chartex" xmlns:cx6="http://schemas.microsoft.com/office/drawing/2016/5/12/chartex" xmlns:cx7="http://schemas.microsoft.com/office/drawing/2016/5/13/chartex" xmlns:cx8="http://schemas.microsoft.com/office/drawing/2016/5/14/chartex" xmlns:mc="http://schemas.openxmlformats.org/markup-compatibility/2006" xmlns:aink="http://schemas.microsoft.com/office/drawing/2016/ink" xmlns:am3d="http://schemas.microsoft.com/office/drawing/2017/model3d" xmlns:o="urn:schemas-microsoft-com:office:office" xmlns:oel="http://schemas.microsoft.com/office/2019/extlst" xmlns:r="http://schemas.openxmlformats.org/officeDocument/2006/relationships" xmlns:m="http://schemas.openxmlformats.org/officeDocument/2006/math" xmlns:v="urn:schemas-microsoft-com:vml" xmlns:wp14="http://schemas.microsoft.com/office/word/2010/wordprocessingDrawing" xmlns:wp="http://schemas.openxmlformats.org/drawingml/2006/wordprocessingDrawing" xmlns:w10="urn:schemas-microsoft-com:office:word" xmlns:w="http://schemas.openxmlformats.org/wordprocessingml/2006/main" xmlns:w14="http://schemas.microsoft.com/office/word/2010/wordml" xmlns:w15="http://schemas.microsoft.com/office/word/2012/wordml" xmlns:w16cex="http://schemas.microsoft.com/office/word/2018/wordml/cex" xmlns:w16cid="http://schemas.microsoft.com/office/word/2016/wordml/cid" xmlns:w16="http://schemas.microsoft.com/office/word/2018/wordml" xmlns:w16du="http://schemas.microsoft.com/office/word/2023/wordml/word16du" xmlns:w16sdtdh="http://schemas.microsoft.com/office/word/2020/wordml/sdtdatahash" xmlns:w16sdtfl="http://schemas.microsoft.com/office/word/2024/wordml/sdtformatlock" xmlns:w16se="http://schemas.microsoft.com/office/word/2015/wordml/symex" xmlns:wpg="http://schemas.microsoft.com/office/word/2010/wordprocessingGroup" xmlns:wpi="http://schemas.microsoft.com/office/word/2010/wordprocessingInk" xmlns:wne="http://schemas.microsoft.com/office/word/2006/wordml" xmlns:wps="http://schemas.microsoft.com/office/word/2010/wordprocessingShape" mc:Ignorable="w14 w15 w16se w16cid w16 w16cex w16sdtdh w16sdtfl w16du wp14">
+<w:footnotes xmlns:wpc="http://schemas.microsoft.com/office/word/2010/wordprocessingCanvas" xmlns:cx="http://schemas.microsoft.com/office/drawing/2014/chartex" xmlns:cx1="http://schemas.microsoft.com/office/drawing/2015/9/8/chartex" xmlns:mc="http://schemas.openxmlformats.org/markup-compatibility/2006" xmlns:o="urn:schemas-microsoft-com:office:office" xmlns:r="http://schemas.openxmlformats.org/officeDocument/2006/relationships" xmlns:m="http://schemas.openxmlformats.org/officeDocument/2006/math" xmlns:v="urn:schemas-microsoft-com:vml" xmlns:wp14="http://schemas.microsoft.com/office/word/2010/wordprocessingDrawing" xmlns:wp="http://schemas.openxmlformats.org/drawingml/2006/wordprocessingDrawing" xmlns:w10="urn:schemas-microsoft-com:office:word" xmlns:w="http://schemas.openxmlformats.org/wordprocessingml/2006/main" xmlns:w14="http://schemas.microsoft.com/office/word/2010/wordml" xmlns:w15="http://schemas.microsoft.com/office/word/2012/wordml" xmlns:w16se="http://schemas.microsoft.com/office/word/2015/wordml/symex" xmlns:wpg="http://schemas.microsoft.com/office/word/2010/wordprocessingGroup" xmlns:wpi="http://schemas.microsoft.com/office/word/2010/wordprocessingInk" xmlns:wne="http://schemas.microsoft.com/office/word/2006/wordml" xmlns:wps="http://schemas.microsoft.com/office/word/2010/wordprocessingShape" mc:Ignorable="w14 w15 w16se wp14">
   <w:footnote w:type="separator" w:id="-1">
     <w:p>
       <w:pPr>
@@ -5016,7 +5044,7 @@
 </file>
 
 <file path=word/numbering.xml><?xml version="1.0" encoding="utf-8"?>
-<w:numbering xmlns:wpc="http://schemas.microsoft.com/office/word/2010/wordprocessingCanvas" xmlns:cx="http://schemas.microsoft.com/office/drawing/2014/chartex" xmlns:cx1="http://schemas.microsoft.com/office/drawing/2015/9/8/chartex" xmlns:cx2="http://schemas.microsoft.com/office/drawing/2015/10/21/chartex" xmlns:cx3="http://schemas.microsoft.com/office/drawing/2016/5/9/chartex" xmlns:cx4="http://schemas.microsoft.com/office/drawing/2016/5/10/chartex" xmlns:cx5="http://schemas.microsoft.com/office/drawing/2016/5/11/chartex" xmlns:cx6="http://schemas.microsoft.com/office/drawing/2016/5/12/chartex" xmlns:cx7="http://schemas.microsoft.com/office/drawing/2016/5/13/chartex" xmlns:cx8="http://schemas.microsoft.com/office/drawing/2016/5/14/chartex" xmlns:mc="http://schemas.openxmlformats.org/markup-compatibility/2006" xmlns:aink="http://schemas.microsoft.com/office/drawing/2016/ink" xmlns:am3d="http://schemas.microsoft.com/office/drawing/2017/model3d" xmlns:o="urn:schemas-microsoft-com:office:office" xmlns:oel="http://schemas.microsoft.com/office/2019/extlst" xmlns:r="http://schemas.openxmlformats.org/officeDocument/2006/relationships" xmlns:m="http://schemas.openxmlformats.org/officeDocument/2006/math" xmlns:v="urn:schemas-microsoft-com:vml" xmlns:wp14="http://schemas.microsoft.com/office/word/2010/wordprocessingDrawing" xmlns:wp="http://schemas.openxmlformats.org/drawingml/2006/wordprocessingDrawing" xmlns:w10="urn:schemas-microsoft-com:office:word" xmlns:w="http://schemas.openxmlformats.org/wordprocessingml/2006/main" xmlns:w14="http://schemas.microsoft.com/office/word/2010/wordml" xmlns:w15="http://schemas.microsoft.com/office/word/2012/wordml" xmlns:w16cex="http://schemas.microsoft.com/office/word/2018/wordml/cex" xmlns:w16cid="http://schemas.microsoft.com/office/word/2016/wordml/cid" xmlns:w16="http://schemas.microsoft.com/office/word/2018/wordml" xmlns:w16du="http://schemas.microsoft.com/office/word/2023/wordml/word16du" xmlns:w16sdtdh="http://schemas.microsoft.com/office/word/2020/wordml/sdtdatahash" xmlns:w16sdtfl="http://schemas.microsoft.com/office/word/2024/wordml/sdtformatlock" xmlns:w16se="http://schemas.microsoft.com/office/word/2015/wordml/symex" xmlns:wpg="http://schemas.microsoft.com/office/word/2010/wordprocessingGroup" xmlns:wpi="http://schemas.microsoft.com/office/word/2010/wordprocessingInk" xmlns:wne="http://schemas.microsoft.com/office/word/2006/wordml" xmlns:wps="http://schemas.microsoft.com/office/word/2010/wordprocessingShape" mc:Ignorable="w14 w15 w16se w16cid w16 w16cex w16sdtdh w16sdtfl w16du wp14">
+<w:numbering xmlns:wpc="http://schemas.microsoft.com/office/word/2010/wordprocessingCanvas" xmlns:cx="http://schemas.microsoft.com/office/drawing/2014/chartex" xmlns:cx1="http://schemas.microsoft.com/office/drawing/2015/9/8/chartex" xmlns:mc="http://schemas.openxmlformats.org/markup-compatibility/2006" xmlns:o="urn:schemas-microsoft-com:office:office" xmlns:r="http://schemas.openxmlformats.org/officeDocument/2006/relationships" xmlns:m="http://schemas.openxmlformats.org/officeDocument/2006/math" xmlns:v="urn:schemas-microsoft-com:vml" xmlns:wp14="http://schemas.microsoft.com/office/word/2010/wordprocessingDrawing" xmlns:wp="http://schemas.openxmlformats.org/drawingml/2006/wordprocessingDrawing" xmlns:w10="urn:schemas-microsoft-com:office:word" xmlns:w="http://schemas.openxmlformats.org/wordprocessingml/2006/main" xmlns:w14="http://schemas.microsoft.com/office/word/2010/wordml" xmlns:w15="http://schemas.microsoft.com/office/word/2012/wordml" xmlns:w16se="http://schemas.microsoft.com/office/word/2015/wordml/symex" xmlns:wpg="http://schemas.microsoft.com/office/word/2010/wordprocessingGroup" xmlns:wpi="http://schemas.microsoft.com/office/word/2010/wordprocessingInk" xmlns:wne="http://schemas.microsoft.com/office/word/2006/wordml" xmlns:wps="http://schemas.microsoft.com/office/word/2010/wordprocessingShape" mc:Ignorable="w14 w15 w16se wp14">
   <w:abstractNum w:abstractNumId="0" w15:restartNumberingAfterBreak="0">
     <w:nsid w:val="5AD55BB2"/>
     <w:multiLevelType w:val="hybridMultilevel"/>
@@ -5109,14 +5137,14 @@
       </w:pPr>
     </w:lvl>
   </w:abstractNum>
-  <w:num w:numId="1" w16cid:durableId="1133913118">
+  <w:num w:numId="1">
     <w:abstractNumId w:val="0"/>
   </w:num>
 </w:numbering>
 </file>
 
 <file path=word/styles.xml><?xml version="1.0" encoding="utf-8"?>
-<w:styles xmlns:mc="http://schemas.openxmlformats.org/markup-compatibility/2006" xmlns:r="http://schemas.openxmlformats.org/officeDocument/2006/relationships" xmlns:w="http://schemas.openxmlformats.org/wordprocessingml/2006/main" xmlns:w14="http://schemas.microsoft.com/office/word/2010/wordml" xmlns:w15="http://schemas.microsoft.com/office/word/2012/wordml" xmlns:w16cex="http://schemas.microsoft.com/office/word/2018/wordml/cex" xmlns:w16cid="http://schemas.microsoft.com/office/word/2016/wordml/cid" xmlns:w16="http://schemas.microsoft.com/office/word/2018/wordml" xmlns:w16du="http://schemas.microsoft.com/office/word/2023/wordml/word16du" xmlns:w16sdtdh="http://schemas.microsoft.com/office/word/2020/wordml/sdtdatahash" xmlns:w16sdtfl="http://schemas.microsoft.com/office/word/2024/wordml/sdtformatlock" xmlns:w16se="http://schemas.microsoft.com/office/word/2015/wordml/symex" mc:Ignorable="w14 w15 w16se w16cid w16 w16cex w16sdtdh w16sdtfl w16du">
+<w:styles xmlns:mc="http://schemas.openxmlformats.org/markup-compatibility/2006" xmlns:r="http://schemas.openxmlformats.org/officeDocument/2006/relationships" xmlns:w="http://schemas.openxmlformats.org/wordprocessingml/2006/main" xmlns:w14="http://schemas.microsoft.com/office/word/2010/wordml" xmlns:w15="http://schemas.microsoft.com/office/word/2012/wordml" xmlns:w16se="http://schemas.microsoft.com/office/word/2015/wordml/symex" mc:Ignorable="w14 w15 w16se">
   <w:docDefaults>
     <w:rPrDefault>
       <w:rPr>
@@ -5132,7 +5160,7 @@
       </w:pPr>
     </w:pPrDefault>
   </w:docDefaults>
-  <w:latentStyles w:defLockedState="0" w:defUIPriority="99" w:defSemiHidden="0" w:defUnhideWhenUsed="0" w:defQFormat="0" w:count="376">
+  <w:latentStyles w:defLockedState="0" w:defUIPriority="99" w:defSemiHidden="0" w:defUnhideWhenUsed="0" w:defQFormat="0" w:count="371">
     <w:lsdException w:name="Normal" w:uiPriority="0" w:qFormat="1"/>
     <w:lsdException w:name="heading 1" w:uiPriority="9" w:qFormat="1"/>
     <w:lsdException w:name="heading 2" w:semiHidden="1" w:uiPriority="9" w:unhideWhenUsed="1" w:qFormat="1"/>
@@ -5504,11 +5532,6 @@
     <w:lsdException w:name="List Table 5 Dark Accent 6" w:uiPriority="50"/>
     <w:lsdException w:name="List Table 6 Colorful Accent 6" w:uiPriority="51"/>
     <w:lsdException w:name="List Table 7 Colorful Accent 6" w:uiPriority="52"/>
-    <w:lsdException w:name="Mention" w:semiHidden="1" w:unhideWhenUsed="1"/>
-    <w:lsdException w:name="Smart Hyperlink" w:semiHidden="1" w:unhideWhenUsed="1"/>
-    <w:lsdException w:name="Hashtag" w:semiHidden="1" w:unhideWhenUsed="1"/>
-    <w:lsdException w:name="Unresolved Mention" w:semiHidden="1" w:unhideWhenUsed="1"/>
-    <w:lsdException w:name="Smart Link" w:semiHidden="1" w:unhideWhenUsed="1"/>
   </w:latentStyles>
   <w:style w:type="paragraph" w:default="1" w:styleId="Normal">
     <w:name w:val="Normal"/>
